--- a/docs/Список сокращений.docx
+++ b/docs/Список сокращений.docx
@@ -369,7 +369,27 @@
           <w:szCs w:val="16"/>
           <w:lang w:val="ru-RU"/>
         </w:rPr>
-        <w:t xml:space="preserve">Б/гв. </w:t>
+        <w:t>Б/</w:t>
+      </w:r>
+      <w:proofErr w:type="spellStart"/>
+      <w:r>
+        <w:rPr>
+          <w:rFonts w:ascii="Arial" w:hAnsi="Arial" w:cs="Arial"/>
+          <w:sz w:val="16"/>
+          <w:szCs w:val="16"/>
+          <w:lang w:val="ru-RU"/>
+        </w:rPr>
+        <w:t>гв</w:t>
+      </w:r>
+      <w:proofErr w:type="spellEnd"/>
+      <w:r>
+        <w:rPr>
+          <w:rFonts w:ascii="Arial" w:hAnsi="Arial" w:cs="Arial"/>
+          <w:sz w:val="16"/>
+          <w:szCs w:val="16"/>
+          <w:lang w:val="ru-RU"/>
+        </w:rPr>
+        <w:t xml:space="preserve">. </w:t>
       </w:r>
       <w:r>
         <w:rPr>
@@ -436,16 +456,16 @@
           <w:szCs w:val="16"/>
           <w:lang w:val="ru-RU"/>
         </w:rPr>
-        <w:t>ББК – Беломорско-Балтийский комбинат НКВД СССР</w:t>
-      </w:r>
-      <w:r>
-        <w:rPr>
-          <w:rFonts w:ascii="Arial" w:hAnsi="Arial" w:cs="Arial"/>
-          <w:sz w:val="16"/>
-          <w:szCs w:val="16"/>
-          <w:lang w:val="ru-RU"/>
-        </w:rPr>
-        <w:t>.</w:t>
+        <w:t xml:space="preserve">ББК – Беломорско-Балтийский </w:t>
+      </w:r>
+      <w:r>
+        <w:rPr>
+          <w:rFonts w:ascii="Arial" w:hAnsi="Arial" w:cs="Arial"/>
+          <w:sz w:val="16"/>
+          <w:szCs w:val="16"/>
+          <w:lang w:val="ru-RU"/>
+        </w:rPr>
+        <w:t>Канал</w:t>
       </w:r>
     </w:p>
     <w:p>
@@ -671,7 +691,67 @@
           <w:szCs w:val="16"/>
           <w:lang w:val="ru-RU"/>
         </w:rPr>
-        <w:t>бывш., быв., б. – бывший (-ие, -ая, -ое)</w:t>
+        <w:t>бывш., быв., б. – бывший (-</w:t>
+      </w:r>
+      <w:proofErr w:type="spellStart"/>
+      <w:r>
+        <w:rPr>
+          <w:rFonts w:ascii="Arial" w:hAnsi="Arial" w:cs="Arial"/>
+          <w:sz w:val="16"/>
+          <w:szCs w:val="16"/>
+          <w:lang w:val="ru-RU"/>
+        </w:rPr>
+        <w:t>ие</w:t>
+      </w:r>
+      <w:proofErr w:type="spellEnd"/>
+      <w:r>
+        <w:rPr>
+          <w:rFonts w:ascii="Arial" w:hAnsi="Arial" w:cs="Arial"/>
+          <w:sz w:val="16"/>
+          <w:szCs w:val="16"/>
+          <w:lang w:val="ru-RU"/>
+        </w:rPr>
+        <w:t>, -</w:t>
+      </w:r>
+      <w:proofErr w:type="spellStart"/>
+      <w:r>
+        <w:rPr>
+          <w:rFonts w:ascii="Arial" w:hAnsi="Arial" w:cs="Arial"/>
+          <w:sz w:val="16"/>
+          <w:szCs w:val="16"/>
+          <w:lang w:val="ru-RU"/>
+        </w:rPr>
+        <w:t>ая</w:t>
+      </w:r>
+      <w:proofErr w:type="spellEnd"/>
+      <w:r>
+        <w:rPr>
+          <w:rFonts w:ascii="Arial" w:hAnsi="Arial" w:cs="Arial"/>
+          <w:sz w:val="16"/>
+          <w:szCs w:val="16"/>
+          <w:lang w:val="ru-RU"/>
+        </w:rPr>
+        <w:t>, -</w:t>
+      </w:r>
+      <w:proofErr w:type="spellStart"/>
+      <w:r>
+        <w:rPr>
+          <w:rFonts w:ascii="Arial" w:hAnsi="Arial" w:cs="Arial"/>
+          <w:sz w:val="16"/>
+          <w:szCs w:val="16"/>
+          <w:lang w:val="ru-RU"/>
+        </w:rPr>
+        <w:t>ое</w:t>
+      </w:r>
+      <w:proofErr w:type="spellEnd"/>
+      <w:r>
+        <w:rPr>
+          <w:rFonts w:ascii="Arial" w:hAnsi="Arial" w:cs="Arial"/>
+          <w:sz w:val="16"/>
+          <w:szCs w:val="16"/>
+          <w:lang w:val="ru-RU"/>
+        </w:rPr>
+        <w:t>)</w:t>
       </w:r>
       <w:r>
         <w:rPr>
@@ -1427,8 +1507,19 @@
           <w:szCs w:val="16"/>
           <w:lang w:val="ru-RU"/>
         </w:rPr>
-        <w:t>ГО – городкое</w:t>
-      </w:r>
+        <w:t xml:space="preserve">ГО – </w:t>
+      </w:r>
+      <w:proofErr w:type="spellStart"/>
+      <w:r>
+        <w:rPr>
+          <w:rFonts w:ascii="Arial" w:hAnsi="Arial" w:cs="Arial"/>
+          <w:sz w:val="16"/>
+          <w:szCs w:val="16"/>
+          <w:lang w:val="ru-RU"/>
+        </w:rPr>
+        <w:t>городкое</w:t>
+      </w:r>
+      <w:proofErr w:type="spellEnd"/>
       <w:r>
         <w:rPr>
           <w:rFonts w:ascii="Arial" w:hAnsi="Arial" w:cs="Arial"/>
@@ -1550,6 +1641,7 @@
         </w:rPr>
         <w:t>-</w:t>
       </w:r>
+      <w:proofErr w:type="spellStart"/>
       <w:r>
         <w:rPr>
           <w:rFonts w:ascii="Arial" w:hAnsi="Arial" w:cs="Arial"/>
@@ -1559,14 +1651,35 @@
         </w:rPr>
         <w:t>ая</w:t>
       </w:r>
-      <w:r>
-        <w:rPr>
-          <w:rFonts w:ascii="Arial" w:hAnsi="Arial" w:cs="Arial"/>
-          <w:sz w:val="16"/>
-          <w:szCs w:val="16"/>
-          <w:lang w:val="ru-RU"/>
-        </w:rPr>
-        <w:t>, -ое)</w:t>
+      <w:proofErr w:type="spellEnd"/>
+      <w:r>
+        <w:rPr>
+          <w:rFonts w:ascii="Arial" w:hAnsi="Arial" w:cs="Arial"/>
+          <w:sz w:val="16"/>
+          <w:szCs w:val="16"/>
+          <w:lang w:val="ru-RU"/>
+        </w:rPr>
+        <w:t>, -</w:t>
+      </w:r>
+      <w:proofErr w:type="spellStart"/>
+      <w:r>
+        <w:rPr>
+          <w:rFonts w:ascii="Arial" w:hAnsi="Arial" w:cs="Arial"/>
+          <w:sz w:val="16"/>
+          <w:szCs w:val="16"/>
+          <w:lang w:val="ru-RU"/>
+        </w:rPr>
+        <w:t>ое</w:t>
+      </w:r>
+      <w:proofErr w:type="spellEnd"/>
+      <w:r>
+        <w:rPr>
+          <w:rFonts w:ascii="Arial" w:hAnsi="Arial" w:cs="Arial"/>
+          <w:sz w:val="16"/>
+          <w:szCs w:val="16"/>
+          <w:lang w:val="ru-RU"/>
+        </w:rPr>
+        <w:t>)</w:t>
       </w:r>
       <w:r>
         <w:rPr>
@@ -1924,6 +2037,15 @@
     <w:p>
       <w:pPr>
         <w:spacing w:after="0" w:line="240" w:lineRule="auto"/>
+        <w:rPr>
+          <w:rFonts w:ascii="Arial" w:hAnsi="Arial" w:cs="Arial"/>
+          <w:color w:val="000000"/>
+          <w:sz w:val="16"/>
+          <w:szCs w:val="16"/>
+          <w:lang w:val="ru-RU"/>
+        </w:rPr>
+      </w:pPr>
+      <w:r>
         <w:rPr>
           <w:rFonts w:ascii="Arial" w:hAnsi="Arial" w:cs="Arial"/>
           <w:color w:val="000000"/>
@@ -1932,7 +2054,8 @@
           <w:szCs w:val="16"/>
           <w:lang w:val="ru-RU"/>
         </w:rPr>
-      </w:pPr>
+        <w:t>“д</w:t>
+      </w:r>
       <w:r>
         <w:rPr>
           <w:rFonts w:ascii="Arial" w:hAnsi="Arial" w:cs="Arial"/>
@@ -1942,7 +2065,7 @@
           <w:szCs w:val="16"/>
           <w:lang w:val="ru-RU"/>
         </w:rPr>
-        <w:t>“д</w:t>
+        <w:t>войка</w:t>
       </w:r>
       <w:r>
         <w:rPr>
@@ -1953,7 +2076,16 @@
           <w:szCs w:val="16"/>
           <w:lang w:val="ru-RU"/>
         </w:rPr>
-        <w:t>войка</w:t>
+        <w:t>”</w:t>
+      </w:r>
+      <w:r>
+        <w:rPr>
+          <w:rFonts w:ascii="Arial" w:hAnsi="Arial" w:cs="Arial"/>
+          <w:sz w:val="16"/>
+          <w:szCs w:val="16"/>
+          <w:lang w:val="ru-RU"/>
+        </w:rPr>
+        <w:t>–</w:t>
       </w:r>
       <w:r>
         <w:rPr>
@@ -1964,7 +2096,110 @@
           <w:szCs w:val="16"/>
           <w:lang w:val="ru-RU"/>
         </w:rPr>
-        <w:t>”</w:t>
+        <w:t xml:space="preserve"> </w:t>
+      </w:r>
+      <w:r>
+        <w:rPr>
+          <w:rFonts w:ascii="Arial" w:hAnsi="Arial" w:cs="Arial"/>
+          <w:color w:val="000000"/>
+          <w:sz w:val="16"/>
+          <w:szCs w:val="16"/>
+          <w:lang w:val="ru-RU"/>
+        </w:rPr>
+        <w:t>комиссия Наркома Внутренних дел Ежова и Прокурора СССР Вышинского</w:t>
+      </w:r>
+      <w:r>
+        <w:rPr>
+          <w:rFonts w:ascii="Arial" w:hAnsi="Arial" w:cs="Arial"/>
+          <w:color w:val="000000"/>
+          <w:sz w:val="16"/>
+          <w:szCs w:val="16"/>
+          <w:lang w:val="ru-RU"/>
+        </w:rPr>
+        <w:t>. О</w:t>
+      </w:r>
+      <w:r>
+        <w:rPr>
+          <w:rFonts w:ascii="Arial" w:hAnsi="Arial" w:cs="Arial"/>
+          <w:color w:val="000000"/>
+          <w:sz w:val="16"/>
+          <w:szCs w:val="16"/>
+          <w:lang w:val="ru-RU"/>
+        </w:rPr>
+        <w:t xml:space="preserve">рган внесудебной </w:t>
+      </w:r>
+      <w:proofErr w:type="spellStart"/>
+      <w:r>
+        <w:rPr>
+          <w:rFonts w:ascii="Arial" w:hAnsi="Arial" w:cs="Arial"/>
+          <w:color w:val="000000"/>
+          <w:sz w:val="16"/>
+          <w:szCs w:val="16"/>
+          <w:lang w:val="ru-RU"/>
+        </w:rPr>
+        <w:t>репресси</w:t>
+      </w:r>
+      <w:proofErr w:type="spellEnd"/>
+      <w:r>
+        <w:rPr>
+          <w:rFonts w:ascii="Arial" w:hAnsi="Arial" w:cs="Arial"/>
+          <w:color w:val="000000"/>
+          <w:sz w:val="16"/>
+          <w:szCs w:val="16"/>
+          <w:lang w:val="ru-RU"/>
+        </w:rPr>
+        <w:t>,</w:t>
+      </w:r>
+      <w:r>
+        <w:rPr>
+          <w:rFonts w:ascii="Arial" w:hAnsi="Arial" w:cs="Arial"/>
+          <w:color w:val="000000"/>
+          <w:sz w:val="16"/>
+          <w:szCs w:val="16"/>
+          <w:lang w:val="ru-RU"/>
+        </w:rPr>
+        <w:t xml:space="preserve"> </w:t>
+      </w:r>
+      <w:r>
+        <w:rPr>
+          <w:rFonts w:ascii="Arial" w:hAnsi="Arial" w:cs="Arial"/>
+          <w:color w:val="000000"/>
+          <w:sz w:val="16"/>
+          <w:szCs w:val="16"/>
+          <w:lang w:val="ru-RU"/>
+        </w:rPr>
+        <w:t>от имени которого выносились заочные приговоры, в период Большого Террора. Двойка, в отличие от остальных внесудебных или квазисудебных органов коммунистического "правосудия", давала исключительно РАССТРЕЛ (ВМН).</w:t>
+      </w:r>
+    </w:p>
+    <w:p>
+      <w:pPr>
+        <w:spacing w:after="0" w:line="240" w:lineRule="auto"/>
+        <w:rPr>
+          <w:rFonts w:ascii="Arial" w:hAnsi="Arial" w:cs="Arial"/>
+          <w:sz w:val="16"/>
+          <w:szCs w:val="16"/>
+          <w:lang w:val="ru-RU"/>
+        </w:rPr>
+      </w:pPr>
+      <w:proofErr w:type="spellStart"/>
+      <w:r>
+        <w:rPr>
+          <w:rFonts w:ascii="Arial" w:hAnsi="Arial" w:cs="Arial"/>
+          <w:sz w:val="16"/>
+          <w:szCs w:val="16"/>
+          <w:lang w:val="ru-RU"/>
+        </w:rPr>
+        <w:t>Диверс</w:t>
+      </w:r>
+      <w:proofErr w:type="spellEnd"/>
+      <w:r>
+        <w:rPr>
+          <w:rFonts w:ascii="Arial" w:hAnsi="Arial" w:cs="Arial"/>
+          <w:sz w:val="16"/>
+          <w:szCs w:val="16"/>
+          <w:lang w:val="ru-RU"/>
+        </w:rPr>
+        <w:t xml:space="preserve">. </w:t>
       </w:r>
       <w:r>
         <w:rPr>
@@ -1978,68 +2213,98 @@
       <w:r>
         <w:rPr>
           <w:rFonts w:ascii="Arial" w:hAnsi="Arial" w:cs="Arial"/>
+          <w:sz w:val="16"/>
+          <w:szCs w:val="16"/>
+          <w:lang w:val="ru-RU"/>
+        </w:rPr>
+        <w:t xml:space="preserve"> диверсионная деятельность</w:t>
+      </w:r>
+      <w:r>
+        <w:rPr>
+          <w:rFonts w:ascii="Arial" w:hAnsi="Arial" w:cs="Arial"/>
+          <w:sz w:val="16"/>
+          <w:szCs w:val="16"/>
+          <w:lang w:val="ru-RU"/>
+        </w:rPr>
+        <w:t>.</w:t>
+      </w:r>
+    </w:p>
+    <w:p>
+      <w:pPr>
+        <w:spacing w:after="0" w:line="240" w:lineRule="auto"/>
+        <w:rPr>
+          <w:rFonts w:ascii="Arial" w:hAnsi="Arial" w:cs="Arial"/>
+          <w:sz w:val="16"/>
+          <w:szCs w:val="16"/>
+          <w:lang w:val="ru-RU"/>
+        </w:rPr>
+      </w:pPr>
+      <w:r>
+        <w:rPr>
+          <w:rFonts w:ascii="Arial" w:hAnsi="Arial" w:cs="Arial"/>
+          <w:sz w:val="16"/>
+          <w:szCs w:val="16"/>
+          <w:lang w:val="ru-RU"/>
+        </w:rPr>
+        <w:t>ж/д</w:t>
+      </w:r>
+      <w:r>
+        <w:rPr>
+          <w:rFonts w:ascii="Arial" w:hAnsi="Arial" w:cs="Arial"/>
+          <w:sz w:val="16"/>
+          <w:szCs w:val="16"/>
+          <w:lang w:val="ru-RU"/>
+        </w:rPr>
+        <w:t>,</w:t>
+      </w:r>
+      <w:r>
+        <w:rPr>
+          <w:rFonts w:ascii="Arial" w:hAnsi="Arial" w:cs="Arial"/>
+          <w:sz w:val="16"/>
+          <w:szCs w:val="16"/>
+          <w:lang w:val="ru-RU"/>
+        </w:rPr>
+        <w:t xml:space="preserve"> </w:t>
+      </w:r>
+      <w:proofErr w:type="spellStart"/>
+      <w:r>
+        <w:rPr>
+          <w:rFonts w:ascii="Arial" w:hAnsi="Arial" w:cs="Arial"/>
           <w:color w:val="000000"/>
-          <w:spacing w:val="12"/>
-          <w:sz w:val="16"/>
-          <w:szCs w:val="16"/>
-          <w:lang w:val="ru-RU"/>
-        </w:rPr>
-        <w:t xml:space="preserve"> комиссия Наркома Внутренних дел Ежова и Прокурора СССР Вышинского</w:t>
-      </w:r>
+          <w:sz w:val="16"/>
+          <w:szCs w:val="16"/>
+          <w:lang w:val="ru-RU"/>
+        </w:rPr>
+        <w:t>ж.д</w:t>
+      </w:r>
+      <w:proofErr w:type="spellEnd"/>
       <w:r>
         <w:rPr>
           <w:rFonts w:ascii="Arial" w:hAnsi="Arial" w:cs="Arial"/>
           <w:color w:val="000000"/>
-          <w:spacing w:val="12"/>
-          <w:sz w:val="16"/>
-          <w:szCs w:val="16"/>
-          <w:lang w:val="ru-RU"/>
-        </w:rPr>
-        <w:t>. О</w:t>
-      </w:r>
-      <w:r>
-        <w:rPr>
-          <w:rFonts w:ascii="Arial" w:hAnsi="Arial" w:cs="Arial"/>
-          <w:color w:val="000000"/>
-          <w:spacing w:val="12"/>
-          <w:sz w:val="16"/>
-          <w:szCs w:val="16"/>
-          <w:lang w:val="ru-RU"/>
-        </w:rPr>
-        <w:t>рган внесудебной репресси</w:t>
-      </w:r>
-      <w:r>
-        <w:rPr>
-          <w:rFonts w:ascii="Arial" w:hAnsi="Arial" w:cs="Arial"/>
-          <w:color w:val="000000"/>
-          <w:spacing w:val="12"/>
-          <w:sz w:val="16"/>
-          <w:szCs w:val="16"/>
-          <w:lang w:val="ru-RU"/>
-        </w:rPr>
-        <w:t>,</w:t>
-      </w:r>
-      <w:r>
-        <w:rPr>
-          <w:rFonts w:ascii="Arial" w:hAnsi="Arial" w:cs="Arial"/>
-          <w:color w:val="000000"/>
-          <w:spacing w:val="12"/>
-          <w:sz w:val="16"/>
-          <w:szCs w:val="16"/>
-          <w:lang w:val="ru-RU"/>
-        </w:rPr>
-        <w:t xml:space="preserve"> </w:t>
-      </w:r>
-      <w:r>
-        <w:rPr>
-          <w:rFonts w:ascii="Arial" w:hAnsi="Arial" w:cs="Arial"/>
-          <w:color w:val="000000"/>
-          <w:spacing w:val="12"/>
-          <w:sz w:val="16"/>
-          <w:szCs w:val="16"/>
-          <w:lang w:val="ru-RU"/>
-        </w:rPr>
-        <w:t>от имени которого выносились заочные приговоры, в период Большого Террора. Двойка, в отличие от остальных внесудебных или квазисудебных органов коммунистического "правосудия", давала исключительно РАССТРЕЛ (ВМН).</w:t>
+          <w:sz w:val="16"/>
+          <w:szCs w:val="16"/>
+          <w:lang w:val="ru-RU"/>
+        </w:rPr>
+        <w:t xml:space="preserve">. </w:t>
+      </w:r>
+      <w:r>
+        <w:rPr>
+          <w:rFonts w:ascii="Arial" w:hAnsi="Arial" w:cs="Arial"/>
+          <w:sz w:val="16"/>
+          <w:szCs w:val="16"/>
+          <w:lang w:val="ru-RU"/>
+        </w:rPr>
+        <w:t>– железная дорога</w:t>
+      </w:r>
+      <w:r>
+        <w:rPr>
+          <w:rFonts w:ascii="Arial" w:hAnsi="Arial" w:cs="Arial"/>
+          <w:sz w:val="16"/>
+          <w:szCs w:val="16"/>
+          <w:lang w:val="ru-RU"/>
+        </w:rPr>
+        <w:t>.</w:t>
       </w:r>
     </w:p>
     <w:p>
@@ -2059,25 +2324,7 @@
           <w:szCs w:val="16"/>
           <w:lang w:val="ru-RU"/>
         </w:rPr>
-        <w:t xml:space="preserve">Диверс. </w:t>
-      </w:r>
-      <w:r>
-        <w:rPr>
-          <w:rFonts w:ascii="Arial" w:hAnsi="Arial" w:cs="Arial"/>
-          <w:sz w:val="16"/>
-          <w:szCs w:val="16"/>
-          <w:lang w:val="ru-RU"/>
-        </w:rPr>
-        <w:t>–</w:t>
-      </w:r>
-      <w:r>
-        <w:rPr>
-          <w:rFonts w:ascii="Arial" w:hAnsi="Arial" w:cs="Arial"/>
-          <w:sz w:val="16"/>
-          <w:szCs w:val="16"/>
-          <w:lang w:val="ru-RU"/>
-        </w:rPr>
-        <w:t xml:space="preserve"> диверсионная деятельность</w:t>
+        <w:t>зав. – заведующий</w:t>
       </w:r>
       <w:r>
         <w:rPr>
@@ -2106,44 +2353,7 @@
           <w:szCs w:val="16"/>
           <w:lang w:val="ru-RU"/>
         </w:rPr>
-        <w:t>ж/д</w:t>
-      </w:r>
-      <w:r>
-        <w:rPr>
-          <w:rFonts w:ascii="Arial" w:hAnsi="Arial" w:cs="Arial"/>
-          <w:sz w:val="16"/>
-          <w:szCs w:val="16"/>
-          <w:lang w:val="ru-RU"/>
-        </w:rPr>
-        <w:t>,</w:t>
-      </w:r>
-      <w:r>
-        <w:rPr>
-          <w:rFonts w:ascii="Arial" w:hAnsi="Arial" w:cs="Arial"/>
-          <w:sz w:val="16"/>
-          <w:szCs w:val="16"/>
-          <w:lang w:val="ru-RU"/>
-        </w:rPr>
-        <w:t xml:space="preserve"> </w:t>
-      </w:r>
-      <w:r>
-        <w:rPr>
-          <w:rFonts w:ascii="Arial" w:hAnsi="Arial" w:cs="Arial"/>
-          <w:color w:val="000000"/>
-          <w:sz w:val="16"/>
-          <w:szCs w:val="16"/>
-          <w:lang w:val="ru-RU"/>
-        </w:rPr>
-        <w:t xml:space="preserve">ж.д. </w:t>
-      </w:r>
-      <w:r>
-        <w:rPr>
-          <w:rFonts w:ascii="Arial" w:hAnsi="Arial" w:cs="Arial"/>
-          <w:sz w:val="16"/>
-          <w:szCs w:val="16"/>
-          <w:lang w:val="ru-RU"/>
-        </w:rPr>
-        <w:t>– железная дорога</w:t>
+        <w:t>зам. – заместитель</w:t>
       </w:r>
       <w:r>
         <w:rPr>
@@ -2172,7 +2382,7 @@
           <w:szCs w:val="16"/>
           <w:lang w:val="ru-RU"/>
         </w:rPr>
-        <w:t>зав. – заведующий</w:t>
+        <w:t>з/к – заключенная</w:t>
       </w:r>
       <w:r>
         <w:rPr>
@@ -2194,72 +2404,25 @@
           <w:lang w:val="ru-RU"/>
         </w:rPr>
       </w:pPr>
-      <w:r>
-        <w:rPr>
-          <w:rFonts w:ascii="Arial" w:hAnsi="Arial" w:cs="Arial"/>
-          <w:sz w:val="16"/>
-          <w:szCs w:val="16"/>
-          <w:lang w:val="ru-RU"/>
-        </w:rPr>
-        <w:t>зам. – заместитель</w:t>
-      </w:r>
-      <w:r>
-        <w:rPr>
-          <w:rFonts w:ascii="Arial" w:hAnsi="Arial" w:cs="Arial"/>
-          <w:sz w:val="16"/>
-          <w:szCs w:val="16"/>
-          <w:lang w:val="ru-RU"/>
-        </w:rPr>
-        <w:t>.</w:t>
-      </w:r>
-    </w:p>
-    <w:p>
-      <w:pPr>
-        <w:spacing w:after="0" w:line="240" w:lineRule="auto"/>
-        <w:rPr>
-          <w:rFonts w:ascii="Arial" w:hAnsi="Arial" w:cs="Arial"/>
-          <w:sz w:val="16"/>
-          <w:szCs w:val="16"/>
-          <w:lang w:val="ru-RU"/>
-        </w:rPr>
-      </w:pPr>
-      <w:r>
-        <w:rPr>
-          <w:rFonts w:ascii="Arial" w:hAnsi="Arial" w:cs="Arial"/>
-          <w:sz w:val="16"/>
-          <w:szCs w:val="16"/>
-          <w:lang w:val="ru-RU"/>
-        </w:rPr>
-        <w:t>з/к – заключенная</w:t>
-      </w:r>
-      <w:r>
-        <w:rPr>
-          <w:rFonts w:ascii="Arial" w:hAnsi="Arial" w:cs="Arial"/>
-          <w:sz w:val="16"/>
-          <w:szCs w:val="16"/>
-          <w:lang w:val="ru-RU"/>
-        </w:rPr>
-        <w:t>.</w:t>
-      </w:r>
-    </w:p>
-    <w:p>
-      <w:pPr>
-        <w:spacing w:after="0" w:line="240" w:lineRule="auto"/>
-        <w:rPr>
-          <w:rFonts w:ascii="Arial" w:hAnsi="Arial" w:cs="Arial"/>
-          <w:sz w:val="16"/>
-          <w:szCs w:val="16"/>
-          <w:lang w:val="ru-RU"/>
-        </w:rPr>
-      </w:pPr>
-      <w:r>
-        <w:rPr>
-          <w:rFonts w:ascii="Arial" w:hAnsi="Arial" w:cs="Arial"/>
-          <w:sz w:val="16"/>
-          <w:szCs w:val="16"/>
-          <w:lang w:val="ru-RU"/>
-        </w:rPr>
-        <w:t>иждив. – иждивенец</w:t>
+      <w:proofErr w:type="spellStart"/>
+      <w:r>
+        <w:rPr>
+          <w:rFonts w:ascii="Arial" w:hAnsi="Arial" w:cs="Arial"/>
+          <w:sz w:val="16"/>
+          <w:szCs w:val="16"/>
+          <w:lang w:val="ru-RU"/>
+        </w:rPr>
+        <w:t>иждив</w:t>
+      </w:r>
+      <w:proofErr w:type="spellEnd"/>
+      <w:r>
+        <w:rPr>
+          <w:rFonts w:ascii="Arial" w:hAnsi="Arial" w:cs="Arial"/>
+          <w:sz w:val="16"/>
+          <w:szCs w:val="16"/>
+          <w:lang w:val="ru-RU"/>
+        </w:rPr>
+        <w:t>. – иждивенец</w:t>
       </w:r>
       <w:r>
         <w:rPr>
@@ -2556,36 +2719,36 @@
           <w:szCs w:val="16"/>
           <w:lang w:val="ru-RU"/>
         </w:rPr>
+        <w:t>КГБ – Комитет государственной безопасности</w:t>
+      </w:r>
+      <w:r>
+        <w:rPr>
+          <w:rFonts w:ascii="Arial" w:hAnsi="Arial" w:cs="Arial"/>
+          <w:sz w:val="16"/>
+          <w:szCs w:val="16"/>
+          <w:lang w:val="ru-RU"/>
+        </w:rPr>
+        <w:t>.</w:t>
+      </w:r>
+    </w:p>
+    <w:p>
+      <w:pPr>
+        <w:spacing w:after="0"/>
+        <w:rPr>
+          <w:rFonts w:ascii="Arial" w:hAnsi="Arial" w:cs="Arial"/>
+          <w:sz w:val="16"/>
+          <w:szCs w:val="16"/>
+          <w:lang w:val="ru-RU"/>
+        </w:rPr>
+      </w:pPr>
+      <w:r>
+        <w:rPr>
+          <w:rFonts w:ascii="Arial" w:hAnsi="Arial" w:cs="Arial"/>
+          <w:sz w:val="16"/>
+          <w:szCs w:val="16"/>
+          <w:lang w:val="ru-RU"/>
+        </w:rPr>
         <w:lastRenderedPageBreak/>
-        <w:t>КГБ – Комитет государственной безопасности</w:t>
-      </w:r>
-      <w:r>
-        <w:rPr>
-          <w:rFonts w:ascii="Arial" w:hAnsi="Arial" w:cs="Arial"/>
-          <w:sz w:val="16"/>
-          <w:szCs w:val="16"/>
-          <w:lang w:val="ru-RU"/>
-        </w:rPr>
-        <w:t>.</w:t>
-      </w:r>
-    </w:p>
-    <w:p>
-      <w:pPr>
-        <w:spacing w:after="0"/>
-        <w:rPr>
-          <w:rFonts w:ascii="Arial" w:hAnsi="Arial" w:cs="Arial"/>
-          <w:sz w:val="16"/>
-          <w:szCs w:val="16"/>
-          <w:lang w:val="ru-RU"/>
-        </w:rPr>
-      </w:pPr>
-      <w:r>
-        <w:rPr>
-          <w:rFonts w:ascii="Arial" w:hAnsi="Arial" w:cs="Arial"/>
-          <w:sz w:val="16"/>
-          <w:szCs w:val="16"/>
-          <w:lang w:val="ru-RU"/>
-        </w:rPr>
         <w:t>к</w:t>
       </w:r>
       <w:r>
@@ -2738,6 +2901,7 @@
           <w:lang w:val="ru-RU"/>
         </w:rPr>
       </w:pPr>
+      <w:proofErr w:type="spellStart"/>
       <w:r>
         <w:rPr>
           <w:rFonts w:ascii="Arial" w:hAnsi="Arial" w:cs="Arial"/>
@@ -2747,6 +2911,7 @@
         </w:rPr>
         <w:t>к.р</w:t>
       </w:r>
+      <w:proofErr w:type="spellEnd"/>
       <w:r>
         <w:rPr>
           <w:rFonts w:ascii="Arial" w:hAnsi="Arial" w:cs="Arial"/>
@@ -2790,7 +2955,27 @@
           <w:szCs w:val="16"/>
           <w:lang w:val="ru-RU"/>
         </w:rPr>
-        <w:t>к-р – контрреволюционный (-ая)</w:t>
+        <w:t>к-р – контрреволюционный (-</w:t>
+      </w:r>
+      <w:proofErr w:type="spellStart"/>
+      <w:r>
+        <w:rPr>
+          <w:rFonts w:ascii="Arial" w:hAnsi="Arial" w:cs="Arial"/>
+          <w:sz w:val="16"/>
+          <w:szCs w:val="16"/>
+          <w:lang w:val="ru-RU"/>
+        </w:rPr>
+        <w:t>ая</w:t>
+      </w:r>
+      <w:proofErr w:type="spellEnd"/>
+      <w:r>
+        <w:rPr>
+          <w:rFonts w:ascii="Arial" w:hAnsi="Arial" w:cs="Arial"/>
+          <w:sz w:val="16"/>
+          <w:szCs w:val="16"/>
+          <w:lang w:val="ru-RU"/>
+        </w:rPr>
+        <w:t>)</w:t>
       </w:r>
       <w:r>
         <w:rPr>
@@ -3138,8 +3323,19 @@
           <w:szCs w:val="16"/>
           <w:lang w:val="ru-RU"/>
         </w:rPr>
-        <w:t>о-терростическая</w:t>
-      </w:r>
+        <w:t>о-</w:t>
+      </w:r>
+      <w:proofErr w:type="spellStart"/>
+      <w:r>
+        <w:rPr>
+          <w:rFonts w:ascii="Arial" w:hAnsi="Arial" w:cs="Arial"/>
+          <w:sz w:val="16"/>
+          <w:szCs w:val="16"/>
+          <w:lang w:val="ru-RU"/>
+        </w:rPr>
+        <w:t>терростическая</w:t>
+      </w:r>
+      <w:proofErr w:type="spellEnd"/>
       <w:r>
         <w:rPr>
           <w:rFonts w:ascii="Arial" w:hAnsi="Arial" w:cs="Arial"/>
@@ -3348,8 +3544,19 @@
           <w:szCs w:val="16"/>
           <w:lang w:val="ru-RU"/>
         </w:rPr>
-        <w:t>м. – местечко</w:t>
-      </w:r>
+        <w:t xml:space="preserve">м. – </w:t>
+      </w:r>
+      <w:proofErr w:type="gramStart"/>
+      <w:r>
+        <w:rPr>
+          <w:rFonts w:ascii="Arial" w:hAnsi="Arial" w:cs="Arial"/>
+          <w:sz w:val="16"/>
+          <w:szCs w:val="16"/>
+          <w:lang w:val="ru-RU"/>
+        </w:rPr>
+        <w:t>местечко</w:t>
+      </w:r>
+      <w:proofErr w:type="gramEnd"/>
       <w:r>
         <w:rPr>
           <w:rFonts w:ascii="Arial" w:hAnsi="Arial" w:cs="Arial"/>
@@ -3475,14 +3682,25 @@
           <w:lang w:val="ru-RU"/>
         </w:rPr>
       </w:pPr>
-      <w:r>
-        <w:rPr>
-          <w:rFonts w:ascii="Arial" w:hAnsi="Arial" w:cs="Arial"/>
-          <w:sz w:val="16"/>
-          <w:szCs w:val="16"/>
-          <w:lang w:val="ru-RU"/>
-        </w:rPr>
-        <w:t>м.р. – место рождения</w:t>
+      <w:proofErr w:type="spellStart"/>
+      <w:r>
+        <w:rPr>
+          <w:rFonts w:ascii="Arial" w:hAnsi="Arial" w:cs="Arial"/>
+          <w:sz w:val="16"/>
+          <w:szCs w:val="16"/>
+          <w:lang w:val="ru-RU"/>
+        </w:rPr>
+        <w:t>м.р</w:t>
+      </w:r>
+      <w:proofErr w:type="spellEnd"/>
+      <w:r>
+        <w:rPr>
+          <w:rFonts w:ascii="Arial" w:hAnsi="Arial" w:cs="Arial"/>
+          <w:sz w:val="16"/>
+          <w:szCs w:val="16"/>
+          <w:lang w:val="ru-RU"/>
+        </w:rPr>
+        <w:t>. – место рождения</w:t>
       </w:r>
       <w:r>
         <w:rPr>
@@ -3531,6 +3749,7 @@
         </w:rPr>
         <w:t xml:space="preserve">– </w:t>
       </w:r>
+      <w:proofErr w:type="gramStart"/>
       <w:r>
         <w:rPr>
           <w:rFonts w:ascii="Arial" w:hAnsi="Arial" w:cs="Arial"/>
@@ -3549,6 +3768,7 @@
         </w:rPr>
         <w:t>.</w:t>
       </w:r>
+      <w:proofErr w:type="gramEnd"/>
     </w:p>
     <w:p>
       <w:pPr>
@@ -3739,14 +3959,25 @@
           <w:lang w:val="ru-RU"/>
         </w:rPr>
       </w:pPr>
-      <w:r>
-        <w:rPr>
-          <w:rFonts w:ascii="Arial" w:hAnsi="Arial" w:cs="Arial"/>
-          <w:sz w:val="16"/>
-          <w:szCs w:val="16"/>
-          <w:lang w:val="ru-RU"/>
-        </w:rPr>
-        <w:t>обв. –</w:t>
+      <w:proofErr w:type="spellStart"/>
+      <w:r>
+        <w:rPr>
+          <w:rFonts w:ascii="Arial" w:hAnsi="Arial" w:cs="Arial"/>
+          <w:sz w:val="16"/>
+          <w:szCs w:val="16"/>
+          <w:lang w:val="ru-RU"/>
+        </w:rPr>
+        <w:t>обв</w:t>
+      </w:r>
+      <w:proofErr w:type="spellEnd"/>
+      <w:r>
+        <w:rPr>
+          <w:rFonts w:ascii="Arial" w:hAnsi="Arial" w:cs="Arial"/>
+          <w:sz w:val="16"/>
+          <w:szCs w:val="16"/>
+          <w:lang w:val="ru-RU"/>
+        </w:rPr>
+        <w:t>. –</w:t>
       </w:r>
       <w:r>
         <w:rPr>
@@ -3802,7 +4033,47 @@
           <w:szCs w:val="16"/>
           <w:lang w:val="ru-RU"/>
         </w:rPr>
-        <w:t>обл. – область, областной (-ая, -ые)</w:t>
+        <w:t>обл. – область, областной (-</w:t>
+      </w:r>
+      <w:proofErr w:type="spellStart"/>
+      <w:r>
+        <w:rPr>
+          <w:rFonts w:ascii="Arial" w:hAnsi="Arial" w:cs="Arial"/>
+          <w:sz w:val="16"/>
+          <w:szCs w:val="16"/>
+          <w:lang w:val="ru-RU"/>
+        </w:rPr>
+        <w:t>ая</w:t>
+      </w:r>
+      <w:proofErr w:type="spellEnd"/>
+      <w:r>
+        <w:rPr>
+          <w:rFonts w:ascii="Arial" w:hAnsi="Arial" w:cs="Arial"/>
+          <w:sz w:val="16"/>
+          <w:szCs w:val="16"/>
+          <w:lang w:val="ru-RU"/>
+        </w:rPr>
+        <w:t>, -</w:t>
+      </w:r>
+      <w:proofErr w:type="spellStart"/>
+      <w:r>
+        <w:rPr>
+          <w:rFonts w:ascii="Arial" w:hAnsi="Arial" w:cs="Arial"/>
+          <w:sz w:val="16"/>
+          <w:szCs w:val="16"/>
+          <w:lang w:val="ru-RU"/>
+        </w:rPr>
+        <w:t>ые</w:t>
+      </w:r>
+      <w:proofErr w:type="spellEnd"/>
+      <w:r>
+        <w:rPr>
+          <w:rFonts w:ascii="Arial" w:hAnsi="Arial" w:cs="Arial"/>
+          <w:sz w:val="16"/>
+          <w:szCs w:val="16"/>
+          <w:lang w:val="ru-RU"/>
+        </w:rPr>
+        <w:t>)</w:t>
       </w:r>
       <w:r>
         <w:rPr>
@@ -4576,6 +4847,7 @@
           <w:lang w:val="ru-RU"/>
         </w:rPr>
       </w:pPr>
+      <w:proofErr w:type="spellStart"/>
       <w:r>
         <w:rPr>
           <w:rFonts w:ascii="Arial" w:hAnsi="Arial" w:cs="Arial"/>
@@ -4585,6 +4857,7 @@
         </w:rPr>
         <w:t>распр-ие</w:t>
       </w:r>
+      <w:proofErr w:type="spellEnd"/>
       <w:r>
         <w:rPr>
           <w:rFonts w:ascii="Arial" w:hAnsi="Arial" w:cs="Arial"/>
@@ -4610,8 +4883,19 @@
           <w:szCs w:val="16"/>
           <w:lang w:val="ru-RU"/>
         </w:rPr>
-        <w:t xml:space="preserve"> растространение</w:t>
-      </w:r>
+        <w:t xml:space="preserve"> </w:t>
+      </w:r>
+      <w:proofErr w:type="spellStart"/>
+      <w:r>
+        <w:rPr>
+          <w:rFonts w:ascii="Arial" w:hAnsi="Arial" w:cs="Arial"/>
+          <w:sz w:val="16"/>
+          <w:szCs w:val="16"/>
+          <w:lang w:val="ru-RU"/>
+        </w:rPr>
+        <w:t>растространение</w:t>
+      </w:r>
+      <w:proofErr w:type="spellEnd"/>
       <w:r>
         <w:rPr>
           <w:rFonts w:ascii="Arial" w:hAnsi="Arial" w:cs="Arial"/>
@@ -5103,14 +5387,25 @@
         </w:rPr>
         <w:t xml:space="preserve">Советская </w:t>
       </w:r>
-      <w:r>
-        <w:rPr>
-          <w:rFonts w:ascii="Arial" w:hAnsi="Arial" w:cs="Arial"/>
-          <w:sz w:val="16"/>
-          <w:szCs w:val="16"/>
-          <w:lang w:val="ru-RU"/>
-        </w:rPr>
-        <w:t xml:space="preserve">Федеративна </w:t>
+      <w:proofErr w:type="spellStart"/>
+      <w:r>
+        <w:rPr>
+          <w:rFonts w:ascii="Arial" w:hAnsi="Arial" w:cs="Arial"/>
+          <w:sz w:val="16"/>
+          <w:szCs w:val="16"/>
+          <w:lang w:val="ru-RU"/>
+        </w:rPr>
+        <w:t>Федеративна</w:t>
+      </w:r>
+      <w:proofErr w:type="spellEnd"/>
+      <w:r>
+        <w:rPr>
+          <w:rFonts w:ascii="Arial" w:hAnsi="Arial" w:cs="Arial"/>
+          <w:sz w:val="16"/>
+          <w:szCs w:val="16"/>
+          <w:lang w:val="ru-RU"/>
+        </w:rPr>
+        <w:t xml:space="preserve"> </w:t>
       </w:r>
       <w:r>
         <w:rPr>
@@ -5457,8 +5752,321 @@
           <w:szCs w:val="16"/>
           <w:lang w:val="ru-RU"/>
         </w:rPr>
+        <w:t xml:space="preserve">сов. </w:t>
+      </w:r>
+      <w:r>
+        <w:rPr>
+          <w:rFonts w:ascii="Arial" w:hAnsi="Arial" w:cs="Arial"/>
+          <w:sz w:val="16"/>
+          <w:szCs w:val="16"/>
+          <w:lang w:val="ru-RU"/>
+        </w:rPr>
+        <w:t>–</w:t>
+      </w:r>
+      <w:r>
+        <w:rPr>
+          <w:rFonts w:ascii="Arial" w:hAnsi="Arial" w:cs="Arial"/>
+          <w:sz w:val="16"/>
+          <w:szCs w:val="16"/>
+          <w:lang w:val="ru-RU"/>
+        </w:rPr>
+        <w:t xml:space="preserve"> </w:t>
+      </w:r>
+      <w:r>
+        <w:rPr>
+          <w:rFonts w:ascii="Arial" w:hAnsi="Arial" w:cs="Arial"/>
+          <w:sz w:val="16"/>
+          <w:szCs w:val="16"/>
+          <w:lang w:val="ru-RU"/>
+        </w:rPr>
+        <w:t>советский (-</w:t>
+      </w:r>
+      <w:proofErr w:type="spellStart"/>
+      <w:r>
+        <w:rPr>
+          <w:rFonts w:ascii="Arial" w:hAnsi="Arial" w:cs="Arial"/>
+          <w:sz w:val="16"/>
+          <w:szCs w:val="16"/>
+          <w:lang w:val="ru-RU"/>
+        </w:rPr>
+        <w:t>ая</w:t>
+      </w:r>
+      <w:proofErr w:type="spellEnd"/>
+      <w:r>
+        <w:rPr>
+          <w:rFonts w:ascii="Arial" w:hAnsi="Arial" w:cs="Arial"/>
+          <w:sz w:val="16"/>
+          <w:szCs w:val="16"/>
+          <w:lang w:val="ru-RU"/>
+        </w:rPr>
+        <w:t>)</w:t>
+      </w:r>
+      <w:r>
+        <w:rPr>
+          <w:rFonts w:ascii="Arial" w:hAnsi="Arial" w:cs="Arial"/>
+          <w:sz w:val="16"/>
+          <w:szCs w:val="16"/>
+          <w:lang w:val="ru-RU"/>
+        </w:rPr>
+        <w:t>.</w:t>
+      </w:r>
+    </w:p>
+    <w:p>
+      <w:pPr>
+        <w:spacing w:after="0"/>
+        <w:rPr>
+          <w:rFonts w:ascii="Arial" w:hAnsi="Arial" w:cs="Arial"/>
+          <w:sz w:val="16"/>
+          <w:szCs w:val="16"/>
+          <w:lang w:val="ru-RU"/>
+        </w:rPr>
+      </w:pPr>
+      <w:r>
+        <w:rPr>
+          <w:rFonts w:ascii="Arial" w:hAnsi="Arial" w:cs="Arial"/>
+          <w:sz w:val="16"/>
+          <w:szCs w:val="16"/>
+          <w:lang w:val="ru-RU"/>
+        </w:rPr>
         <w:lastRenderedPageBreak/>
-        <w:t xml:space="preserve">сов. </w:t>
+        <w:t>Сов</w:t>
+      </w:r>
+      <w:r>
+        <w:rPr>
+          <w:rFonts w:ascii="Arial" w:hAnsi="Arial" w:cs="Arial"/>
+          <w:sz w:val="16"/>
+          <w:szCs w:val="16"/>
+          <w:lang w:val="ru-RU"/>
+        </w:rPr>
+        <w:t>.</w:t>
+      </w:r>
+      <w:r>
+        <w:rPr>
+          <w:rFonts w:ascii="Arial" w:hAnsi="Arial" w:cs="Arial"/>
+          <w:sz w:val="16"/>
+          <w:szCs w:val="16"/>
+          <w:lang w:val="ru-RU"/>
+        </w:rPr>
+        <w:t xml:space="preserve"> </w:t>
+      </w:r>
+      <w:r>
+        <w:rPr>
+          <w:rFonts w:ascii="Arial" w:hAnsi="Arial" w:cs="Arial"/>
+          <w:sz w:val="16"/>
+          <w:szCs w:val="16"/>
+          <w:lang w:val="ru-RU"/>
+        </w:rPr>
+        <w:t>власть – Советская власть</w:t>
+      </w:r>
+      <w:r>
+        <w:rPr>
+          <w:rFonts w:ascii="Arial" w:hAnsi="Arial" w:cs="Arial"/>
+          <w:sz w:val="16"/>
+          <w:szCs w:val="16"/>
+          <w:lang w:val="ru-RU"/>
+        </w:rPr>
+        <w:t>.</w:t>
+      </w:r>
+    </w:p>
+    <w:p>
+      <w:pPr>
+        <w:spacing w:after="0"/>
+        <w:rPr>
+          <w:rFonts w:ascii="Arial" w:hAnsi="Arial" w:cs="Arial"/>
+          <w:sz w:val="16"/>
+          <w:szCs w:val="16"/>
+          <w:lang w:val="ru-RU"/>
+        </w:rPr>
+      </w:pPr>
+      <w:r>
+        <w:rPr>
+          <w:rFonts w:ascii="Arial" w:hAnsi="Arial" w:cs="Arial"/>
+          <w:sz w:val="16"/>
+          <w:szCs w:val="16"/>
+          <w:lang w:val="ru-RU"/>
+        </w:rPr>
+        <w:t>СОЭ – социально</w:t>
+      </w:r>
+      <w:r>
+        <w:rPr>
+          <w:rFonts w:ascii="Arial" w:hAnsi="Arial" w:cs="Arial"/>
+          <w:sz w:val="16"/>
+          <w:szCs w:val="16"/>
+          <w:lang w:val="ru-RU"/>
+        </w:rPr>
+        <w:t>-</w:t>
+      </w:r>
+      <w:r>
+        <w:rPr>
+          <w:rFonts w:ascii="Arial" w:hAnsi="Arial" w:cs="Arial"/>
+          <w:sz w:val="16"/>
+          <w:szCs w:val="16"/>
+          <w:lang w:val="ru-RU"/>
+        </w:rPr>
+        <w:t>опасный элемент</w:t>
+      </w:r>
+      <w:r>
+        <w:rPr>
+          <w:rFonts w:ascii="Arial" w:hAnsi="Arial" w:cs="Arial"/>
+          <w:sz w:val="16"/>
+          <w:szCs w:val="16"/>
+          <w:lang w:val="ru-RU"/>
+        </w:rPr>
+        <w:t>.</w:t>
+      </w:r>
+    </w:p>
+    <w:p>
+      <w:pPr>
+        <w:spacing w:after="0"/>
+        <w:rPr>
+          <w:rFonts w:ascii="Arial" w:hAnsi="Arial" w:cs="Arial"/>
+          <w:sz w:val="16"/>
+          <w:szCs w:val="16"/>
+          <w:lang w:val="ru-RU"/>
+        </w:rPr>
+      </w:pPr>
+      <w:r>
+        <w:rPr>
+          <w:rFonts w:ascii="Arial" w:hAnsi="Arial" w:cs="Arial"/>
+          <w:sz w:val="16"/>
+          <w:szCs w:val="16"/>
+          <w:lang w:val="ru-RU"/>
+        </w:rPr>
+        <w:t>ССР – Советская Социалистическая Республика</w:t>
+      </w:r>
+      <w:r>
+        <w:rPr>
+          <w:rFonts w:ascii="Arial" w:hAnsi="Arial" w:cs="Arial"/>
+          <w:sz w:val="16"/>
+          <w:szCs w:val="16"/>
+          <w:lang w:val="ru-RU"/>
+        </w:rPr>
+        <w:t>.</w:t>
+      </w:r>
+    </w:p>
+    <w:p>
+      <w:pPr>
+        <w:spacing w:after="0"/>
+        <w:rPr>
+          <w:rFonts w:ascii="Arial" w:hAnsi="Arial" w:cs="Arial"/>
+          <w:sz w:val="16"/>
+          <w:szCs w:val="16"/>
+          <w:lang w:val="ru-RU"/>
+        </w:rPr>
+      </w:pPr>
+      <w:r>
+        <w:rPr>
+          <w:rFonts w:ascii="Arial" w:hAnsi="Arial" w:cs="Arial"/>
+          <w:sz w:val="16"/>
+          <w:szCs w:val="16"/>
+          <w:lang w:val="ru-RU"/>
+        </w:rPr>
+        <w:t>СССР, Сов. Союз – Союз Советских Социалистических Республик</w:t>
+      </w:r>
+      <w:r>
+        <w:rPr>
+          <w:rFonts w:ascii="Arial" w:hAnsi="Arial" w:cs="Arial"/>
+          <w:sz w:val="16"/>
+          <w:szCs w:val="16"/>
+          <w:lang w:val="ru-RU"/>
+        </w:rPr>
+        <w:t>.</w:t>
+      </w:r>
+    </w:p>
+    <w:p>
+      <w:pPr>
+        <w:spacing w:after="0"/>
+        <w:rPr>
+          <w:rFonts w:ascii="Arial" w:hAnsi="Arial" w:cs="Arial"/>
+          <w:sz w:val="16"/>
+          <w:szCs w:val="16"/>
+          <w:lang w:val="ru-RU"/>
+        </w:rPr>
+      </w:pPr>
+      <w:r>
+        <w:rPr>
+          <w:rFonts w:ascii="Arial" w:hAnsi="Arial" w:cs="Arial"/>
+          <w:sz w:val="16"/>
+          <w:szCs w:val="16"/>
+          <w:lang w:val="ru-RU"/>
+        </w:rPr>
+        <w:t>ст. – статья</w:t>
+      </w:r>
+      <w:r>
+        <w:rPr>
+          <w:rFonts w:ascii="Arial" w:hAnsi="Arial" w:cs="Arial"/>
+          <w:sz w:val="16"/>
+          <w:szCs w:val="16"/>
+          <w:lang w:val="ru-RU"/>
+        </w:rPr>
+        <w:t xml:space="preserve">; </w:t>
+      </w:r>
+      <w:r>
+        <w:rPr>
+          <w:rFonts w:ascii="Arial" w:hAnsi="Arial" w:cs="Arial"/>
+          <w:sz w:val="16"/>
+          <w:szCs w:val="16"/>
+          <w:lang w:val="ru-RU"/>
+        </w:rPr>
+        <w:t>станица, станция</w:t>
+      </w:r>
+      <w:r>
+        <w:rPr>
+          <w:rFonts w:ascii="Arial" w:hAnsi="Arial" w:cs="Arial"/>
+          <w:sz w:val="16"/>
+          <w:szCs w:val="16"/>
+          <w:lang w:val="ru-RU"/>
+        </w:rPr>
+        <w:t>.</w:t>
+      </w:r>
+    </w:p>
+    <w:p>
+      <w:pPr>
+        <w:spacing w:after="0"/>
+        <w:rPr>
+          <w:rFonts w:ascii="Arial" w:hAnsi="Arial" w:cs="Arial"/>
+          <w:sz w:val="16"/>
+          <w:szCs w:val="16"/>
+          <w:lang w:val="ru-RU"/>
+        </w:rPr>
+      </w:pPr>
+      <w:r>
+        <w:rPr>
+          <w:rFonts w:ascii="Arial" w:hAnsi="Arial" w:cs="Arial"/>
+          <w:sz w:val="16"/>
+          <w:szCs w:val="16"/>
+          <w:lang w:val="ru-RU"/>
+        </w:rPr>
+        <w:t>стр. – страница</w:t>
+      </w:r>
+      <w:r>
+        <w:rPr>
+          <w:rFonts w:ascii="Arial" w:hAnsi="Arial" w:cs="Arial"/>
+          <w:sz w:val="16"/>
+          <w:szCs w:val="16"/>
+          <w:lang w:val="ru-RU"/>
+        </w:rPr>
+        <w:t>.</w:t>
+      </w:r>
+    </w:p>
+    <w:p>
+      <w:pPr>
+        <w:spacing w:after="0"/>
+        <w:rPr>
+          <w:rFonts w:ascii="Arial" w:hAnsi="Arial" w:cs="Arial"/>
+          <w:sz w:val="16"/>
+          <w:szCs w:val="16"/>
+          <w:lang w:val="ru-RU"/>
+        </w:rPr>
+      </w:pPr>
+      <w:r>
+        <w:rPr>
+          <w:rFonts w:ascii="Arial" w:hAnsi="Arial" w:cs="Arial"/>
+          <w:sz w:val="16"/>
+          <w:szCs w:val="16"/>
+          <w:lang w:val="ru-RU"/>
+        </w:rPr>
+        <w:t xml:space="preserve">Терр. </w:t>
       </w:r>
       <w:r>
         <w:rPr>
@@ -5476,253 +6084,7 @@
           <w:szCs w:val="16"/>
           <w:lang w:val="ru-RU"/>
         </w:rPr>
-        <w:t xml:space="preserve"> </w:t>
-      </w:r>
-      <w:r>
-        <w:rPr>
-          <w:rFonts w:ascii="Arial" w:hAnsi="Arial" w:cs="Arial"/>
-          <w:sz w:val="16"/>
-          <w:szCs w:val="16"/>
-          <w:lang w:val="ru-RU"/>
-        </w:rPr>
-        <w:t>советский (-ая)</w:t>
-      </w:r>
-      <w:r>
-        <w:rPr>
-          <w:rFonts w:ascii="Arial" w:hAnsi="Arial" w:cs="Arial"/>
-          <w:sz w:val="16"/>
-          <w:szCs w:val="16"/>
-          <w:lang w:val="ru-RU"/>
-        </w:rPr>
-        <w:t>.</w:t>
-      </w:r>
-    </w:p>
-    <w:p>
-      <w:pPr>
-        <w:spacing w:after="0"/>
-        <w:rPr>
-          <w:rFonts w:ascii="Arial" w:hAnsi="Arial" w:cs="Arial"/>
-          <w:sz w:val="16"/>
-          <w:szCs w:val="16"/>
-          <w:lang w:val="ru-RU"/>
-        </w:rPr>
-      </w:pPr>
-      <w:r>
-        <w:rPr>
-          <w:rFonts w:ascii="Arial" w:hAnsi="Arial" w:cs="Arial"/>
-          <w:sz w:val="16"/>
-          <w:szCs w:val="16"/>
-          <w:lang w:val="ru-RU"/>
-        </w:rPr>
-        <w:t>Сов</w:t>
-      </w:r>
-      <w:r>
-        <w:rPr>
-          <w:rFonts w:ascii="Arial" w:hAnsi="Arial" w:cs="Arial"/>
-          <w:sz w:val="16"/>
-          <w:szCs w:val="16"/>
-          <w:lang w:val="ru-RU"/>
-        </w:rPr>
-        <w:t>.</w:t>
-      </w:r>
-      <w:r>
-        <w:rPr>
-          <w:rFonts w:ascii="Arial" w:hAnsi="Arial" w:cs="Arial"/>
-          <w:sz w:val="16"/>
-          <w:szCs w:val="16"/>
-          <w:lang w:val="ru-RU"/>
-        </w:rPr>
-        <w:t xml:space="preserve"> </w:t>
-      </w:r>
-      <w:r>
-        <w:rPr>
-          <w:rFonts w:ascii="Arial" w:hAnsi="Arial" w:cs="Arial"/>
-          <w:sz w:val="16"/>
-          <w:szCs w:val="16"/>
-          <w:lang w:val="ru-RU"/>
-        </w:rPr>
-        <w:t>власть – Советская власть</w:t>
-      </w:r>
-      <w:r>
-        <w:rPr>
-          <w:rFonts w:ascii="Arial" w:hAnsi="Arial" w:cs="Arial"/>
-          <w:sz w:val="16"/>
-          <w:szCs w:val="16"/>
-          <w:lang w:val="ru-RU"/>
-        </w:rPr>
-        <w:t>.</w:t>
-      </w:r>
-    </w:p>
-    <w:p>
-      <w:pPr>
-        <w:spacing w:after="0"/>
-        <w:rPr>
-          <w:rFonts w:ascii="Arial" w:hAnsi="Arial" w:cs="Arial"/>
-          <w:sz w:val="16"/>
-          <w:szCs w:val="16"/>
-          <w:lang w:val="ru-RU"/>
-        </w:rPr>
-      </w:pPr>
-      <w:r>
-        <w:rPr>
-          <w:rFonts w:ascii="Arial" w:hAnsi="Arial" w:cs="Arial"/>
-          <w:sz w:val="16"/>
-          <w:szCs w:val="16"/>
-          <w:lang w:val="ru-RU"/>
-        </w:rPr>
-        <w:t>СОЭ – социально</w:t>
-      </w:r>
-      <w:r>
-        <w:rPr>
-          <w:rFonts w:ascii="Arial" w:hAnsi="Arial" w:cs="Arial"/>
-          <w:sz w:val="16"/>
-          <w:szCs w:val="16"/>
-          <w:lang w:val="ru-RU"/>
-        </w:rPr>
-        <w:t>-</w:t>
-      </w:r>
-      <w:r>
-        <w:rPr>
-          <w:rFonts w:ascii="Arial" w:hAnsi="Arial" w:cs="Arial"/>
-          <w:sz w:val="16"/>
-          <w:szCs w:val="16"/>
-          <w:lang w:val="ru-RU"/>
-        </w:rPr>
-        <w:t>опасный элемент</w:t>
-      </w:r>
-      <w:r>
-        <w:rPr>
-          <w:rFonts w:ascii="Arial" w:hAnsi="Arial" w:cs="Arial"/>
-          <w:sz w:val="16"/>
-          <w:szCs w:val="16"/>
-          <w:lang w:val="ru-RU"/>
-        </w:rPr>
-        <w:t>.</w:t>
-      </w:r>
-    </w:p>
-    <w:p>
-      <w:pPr>
-        <w:spacing w:after="0"/>
-        <w:rPr>
-          <w:rFonts w:ascii="Arial" w:hAnsi="Arial" w:cs="Arial"/>
-          <w:sz w:val="16"/>
-          <w:szCs w:val="16"/>
-          <w:lang w:val="ru-RU"/>
-        </w:rPr>
-      </w:pPr>
-      <w:r>
-        <w:rPr>
-          <w:rFonts w:ascii="Arial" w:hAnsi="Arial" w:cs="Arial"/>
-          <w:sz w:val="16"/>
-          <w:szCs w:val="16"/>
-          <w:lang w:val="ru-RU"/>
-        </w:rPr>
-        <w:t>ССР – Советская Социалистическая Республика</w:t>
-      </w:r>
-      <w:r>
-        <w:rPr>
-          <w:rFonts w:ascii="Arial" w:hAnsi="Arial" w:cs="Arial"/>
-          <w:sz w:val="16"/>
-          <w:szCs w:val="16"/>
-          <w:lang w:val="ru-RU"/>
-        </w:rPr>
-        <w:t>.</w:t>
-      </w:r>
-    </w:p>
-    <w:p>
-      <w:pPr>
-        <w:spacing w:after="0"/>
-        <w:rPr>
-          <w:rFonts w:ascii="Arial" w:hAnsi="Arial" w:cs="Arial"/>
-          <w:sz w:val="16"/>
-          <w:szCs w:val="16"/>
-          <w:lang w:val="ru-RU"/>
-        </w:rPr>
-      </w:pPr>
-      <w:r>
-        <w:rPr>
-          <w:rFonts w:ascii="Arial" w:hAnsi="Arial" w:cs="Arial"/>
-          <w:sz w:val="16"/>
-          <w:szCs w:val="16"/>
-          <w:lang w:val="ru-RU"/>
-        </w:rPr>
-        <w:t>СССР, Сов. Союз – Союз Советских Социалистических Республик</w:t>
-      </w:r>
-      <w:r>
-        <w:rPr>
-          <w:rFonts w:ascii="Arial" w:hAnsi="Arial" w:cs="Arial"/>
-          <w:sz w:val="16"/>
-          <w:szCs w:val="16"/>
-          <w:lang w:val="ru-RU"/>
-        </w:rPr>
-        <w:t>.</w:t>
-      </w:r>
-    </w:p>
-    <w:p>
-      <w:pPr>
-        <w:spacing w:after="0"/>
-        <w:rPr>
-          <w:rFonts w:ascii="Arial" w:hAnsi="Arial" w:cs="Arial"/>
-          <w:sz w:val="16"/>
-          <w:szCs w:val="16"/>
-          <w:lang w:val="ru-RU"/>
-        </w:rPr>
-      </w:pPr>
-      <w:r>
-        <w:rPr>
-          <w:rFonts w:ascii="Arial" w:hAnsi="Arial" w:cs="Arial"/>
-          <w:sz w:val="16"/>
-          <w:szCs w:val="16"/>
-          <w:lang w:val="ru-RU"/>
-        </w:rPr>
-        <w:t>ст. – статья</w:t>
-      </w:r>
-      <w:r>
-        <w:rPr>
-          <w:rFonts w:ascii="Arial" w:hAnsi="Arial" w:cs="Arial"/>
-          <w:sz w:val="16"/>
-          <w:szCs w:val="16"/>
-          <w:lang w:val="ru-RU"/>
-        </w:rPr>
-        <w:t xml:space="preserve">; </w:t>
-      </w:r>
-      <w:r>
-        <w:rPr>
-          <w:rFonts w:ascii="Arial" w:hAnsi="Arial" w:cs="Arial"/>
-          <w:sz w:val="16"/>
-          <w:szCs w:val="16"/>
-          <w:lang w:val="ru-RU"/>
-        </w:rPr>
-        <w:t>станица, станция</w:t>
-      </w:r>
-      <w:r>
-        <w:rPr>
-          <w:rFonts w:ascii="Arial" w:hAnsi="Arial" w:cs="Arial"/>
-          <w:sz w:val="16"/>
-          <w:szCs w:val="16"/>
-          <w:lang w:val="ru-RU"/>
-        </w:rPr>
-        <w:t>.</w:t>
-      </w:r>
-    </w:p>
-    <w:p>
-      <w:pPr>
-        <w:spacing w:after="0"/>
-        <w:rPr>
-          <w:rFonts w:ascii="Arial" w:hAnsi="Arial" w:cs="Arial"/>
-          <w:sz w:val="16"/>
-          <w:szCs w:val="16"/>
-          <w:lang w:val="ru-RU"/>
-        </w:rPr>
-      </w:pPr>
-      <w:r>
-        <w:rPr>
-          <w:rFonts w:ascii="Arial" w:hAnsi="Arial" w:cs="Arial"/>
-          <w:sz w:val="16"/>
-          <w:szCs w:val="16"/>
-          <w:lang w:val="ru-RU"/>
-        </w:rPr>
-        <w:t>стр. – страница</w:t>
+        <w:t xml:space="preserve"> терроризм, террористическая деятельность</w:t>
       </w:r>
       <w:r>
         <w:rPr>
@@ -5753,101 +6115,116 @@
         </w:rPr>
         <w:t xml:space="preserve">Терр. </w:t>
       </w:r>
-      <w:r>
-        <w:rPr>
-          <w:rFonts w:ascii="Arial" w:hAnsi="Arial" w:cs="Arial"/>
-          <w:sz w:val="16"/>
-          <w:szCs w:val="16"/>
-          <w:lang w:val="ru-RU"/>
-        </w:rPr>
-        <w:t>–</w:t>
-      </w:r>
-      <w:r>
-        <w:rPr>
-          <w:rFonts w:ascii="Arial" w:hAnsi="Arial" w:cs="Arial"/>
-          <w:sz w:val="16"/>
-          <w:szCs w:val="16"/>
-          <w:lang w:val="ru-RU"/>
-        </w:rPr>
-        <w:t xml:space="preserve"> терроризм, террористическая деятельность</w:t>
-      </w:r>
-      <w:r>
-        <w:rPr>
-          <w:rFonts w:ascii="Arial" w:hAnsi="Arial" w:cs="Arial"/>
-          <w:sz w:val="16"/>
-          <w:szCs w:val="16"/>
-          <w:lang w:val="ru-RU"/>
-        </w:rPr>
-        <w:t>.</w:t>
-      </w:r>
-    </w:p>
-    <w:p>
-      <w:pPr>
-        <w:spacing w:after="0"/>
-        <w:rPr>
-          <w:rFonts w:ascii="Arial" w:hAnsi="Arial" w:cs="Arial"/>
-          <w:sz w:val="16"/>
-          <w:szCs w:val="16"/>
-          <w:lang w:val="ru-RU"/>
-        </w:rPr>
-      </w:pPr>
-      <w:r>
-        <w:rPr>
-          <w:rFonts w:ascii="Arial" w:hAnsi="Arial" w:cs="Arial"/>
-          <w:sz w:val="16"/>
-          <w:szCs w:val="16"/>
-          <w:lang w:val="ru-RU"/>
-        </w:rPr>
-        <w:t>Терр. намер. — террористические намерения.</w:t>
-      </w:r>
-    </w:p>
-    <w:p>
-      <w:pPr>
-        <w:spacing w:after="0"/>
-        <w:rPr>
-          <w:rFonts w:ascii="Arial" w:hAnsi="Arial" w:cs="Arial"/>
-          <w:sz w:val="16"/>
-          <w:szCs w:val="16"/>
-          <w:lang w:val="ru-RU"/>
-        </w:rPr>
-      </w:pPr>
-      <w:r>
-        <w:rPr>
-          <w:rFonts w:ascii="Arial" w:hAnsi="Arial" w:cs="Arial"/>
-          <w:sz w:val="16"/>
-          <w:szCs w:val="16"/>
-          <w:lang w:val="ru-RU"/>
-        </w:rPr>
-        <w:t>трудмобил. – трудмобилизованный</w:t>
-      </w:r>
-      <w:r>
-        <w:rPr>
-          <w:rFonts w:ascii="Arial" w:hAnsi="Arial" w:cs="Arial"/>
-          <w:sz w:val="16"/>
-          <w:szCs w:val="16"/>
-          <w:lang w:val="ru-RU"/>
-        </w:rPr>
-        <w:t>.</w:t>
-      </w:r>
-    </w:p>
-    <w:p>
-      <w:pPr>
-        <w:spacing w:after="0"/>
-        <w:rPr>
-          <w:rFonts w:ascii="Arial" w:hAnsi="Arial" w:cs="Arial"/>
-          <w:sz w:val="16"/>
-          <w:szCs w:val="16"/>
-          <w:lang w:val="ru-RU"/>
-        </w:rPr>
-      </w:pPr>
-      <w:r>
-        <w:rPr>
-          <w:rFonts w:ascii="Arial" w:hAnsi="Arial" w:cs="Arial"/>
-          <w:sz w:val="16"/>
-          <w:szCs w:val="16"/>
-          <w:lang w:val="ru-RU"/>
-        </w:rPr>
-        <w:t>ТП, трудпоселок – трудовой поселок</w:t>
+      <w:proofErr w:type="spellStart"/>
+      <w:r>
+        <w:rPr>
+          <w:rFonts w:ascii="Arial" w:hAnsi="Arial" w:cs="Arial"/>
+          <w:sz w:val="16"/>
+          <w:szCs w:val="16"/>
+          <w:lang w:val="ru-RU"/>
+        </w:rPr>
+        <w:t>намер</w:t>
+      </w:r>
+      <w:proofErr w:type="spellEnd"/>
+      <w:r>
+        <w:rPr>
+          <w:rFonts w:ascii="Arial" w:hAnsi="Arial" w:cs="Arial"/>
+          <w:sz w:val="16"/>
+          <w:szCs w:val="16"/>
+          <w:lang w:val="ru-RU"/>
+        </w:rPr>
+        <w:t>. — террористические намерения.</w:t>
+      </w:r>
+    </w:p>
+    <w:p>
+      <w:pPr>
+        <w:spacing w:after="0"/>
+        <w:rPr>
+          <w:rFonts w:ascii="Arial" w:hAnsi="Arial" w:cs="Arial"/>
+          <w:sz w:val="16"/>
+          <w:szCs w:val="16"/>
+          <w:lang w:val="ru-RU"/>
+        </w:rPr>
+      </w:pPr>
+      <w:proofErr w:type="spellStart"/>
+      <w:r>
+        <w:rPr>
+          <w:rFonts w:ascii="Arial" w:hAnsi="Arial" w:cs="Arial"/>
+          <w:sz w:val="16"/>
+          <w:szCs w:val="16"/>
+          <w:lang w:val="ru-RU"/>
+        </w:rPr>
+        <w:t>трудмобил</w:t>
+      </w:r>
+      <w:proofErr w:type="spellEnd"/>
+      <w:r>
+        <w:rPr>
+          <w:rFonts w:ascii="Arial" w:hAnsi="Arial" w:cs="Arial"/>
+          <w:sz w:val="16"/>
+          <w:szCs w:val="16"/>
+          <w:lang w:val="ru-RU"/>
+        </w:rPr>
+        <w:t xml:space="preserve">. – </w:t>
+      </w:r>
+      <w:proofErr w:type="spellStart"/>
+      <w:r>
+        <w:rPr>
+          <w:rFonts w:ascii="Arial" w:hAnsi="Arial" w:cs="Arial"/>
+          <w:sz w:val="16"/>
+          <w:szCs w:val="16"/>
+          <w:lang w:val="ru-RU"/>
+        </w:rPr>
+        <w:t>трудмобилизованный</w:t>
+      </w:r>
+      <w:proofErr w:type="spellEnd"/>
+      <w:r>
+        <w:rPr>
+          <w:rFonts w:ascii="Arial" w:hAnsi="Arial" w:cs="Arial"/>
+          <w:sz w:val="16"/>
+          <w:szCs w:val="16"/>
+          <w:lang w:val="ru-RU"/>
+        </w:rPr>
+        <w:t>.</w:t>
+      </w:r>
+    </w:p>
+    <w:p>
+      <w:pPr>
+        <w:spacing w:after="0"/>
+        <w:rPr>
+          <w:rFonts w:ascii="Arial" w:hAnsi="Arial" w:cs="Arial"/>
+          <w:sz w:val="16"/>
+          <w:szCs w:val="16"/>
+          <w:lang w:val="ru-RU"/>
+        </w:rPr>
+      </w:pPr>
+      <w:r>
+        <w:rPr>
+          <w:rFonts w:ascii="Arial" w:hAnsi="Arial" w:cs="Arial"/>
+          <w:sz w:val="16"/>
+          <w:szCs w:val="16"/>
+          <w:lang w:val="ru-RU"/>
+        </w:rPr>
+        <w:t xml:space="preserve">ТП, </w:t>
+      </w:r>
+      <w:proofErr w:type="spellStart"/>
+      <w:r>
+        <w:rPr>
+          <w:rFonts w:ascii="Arial" w:hAnsi="Arial" w:cs="Arial"/>
+          <w:sz w:val="16"/>
+          <w:szCs w:val="16"/>
+          <w:lang w:val="ru-RU"/>
+        </w:rPr>
+        <w:t>трудпоселок</w:t>
+      </w:r>
+      <w:proofErr w:type="spellEnd"/>
+      <w:r>
+        <w:rPr>
+          <w:rFonts w:ascii="Arial" w:hAnsi="Arial" w:cs="Arial"/>
+          <w:sz w:val="16"/>
+          <w:szCs w:val="16"/>
+          <w:lang w:val="ru-RU"/>
+        </w:rPr>
+        <w:t xml:space="preserve"> – трудовой поселок</w:t>
       </w:r>
       <w:r>
         <w:rPr>
@@ -5900,13 +6277,22 @@
           <w:szCs w:val="16"/>
           <w:lang w:val="ru-RU"/>
         </w:rPr>
-        <w:t xml:space="preserve"> орган административной (внесудебной)</w:t>
+        <w:t xml:space="preserve"> </w:t>
       </w:r>
       <w:r>
         <w:rPr>
           <w:rFonts w:ascii="Arial" w:hAnsi="Arial" w:cs="Arial"/>
           <w:color w:val="000000"/>
-          <w:spacing w:val="12"/>
+          <w:sz w:val="16"/>
+          <w:szCs w:val="16"/>
+          <w:lang w:val="ru-RU"/>
+        </w:rPr>
+        <w:t>орган административной (внесудебной)</w:t>
+      </w:r>
+      <w:r>
+        <w:rPr>
+          <w:rFonts w:ascii="Arial" w:hAnsi="Arial" w:cs="Arial"/>
+          <w:color w:val="000000"/>
           <w:sz w:val="16"/>
           <w:szCs w:val="16"/>
         </w:rPr>
@@ -5916,7 +6302,6 @@
         <w:rPr>
           <w:rFonts w:ascii="Arial" w:hAnsi="Arial" w:cs="Arial"/>
           <w:color w:val="000000"/>
-          <w:spacing w:val="12"/>
           <w:sz w:val="16"/>
           <w:szCs w:val="16"/>
           <w:lang w:val="ru-RU"/>
@@ -5927,7 +6312,6 @@
         <w:rPr>
           <w:rFonts w:ascii="Arial" w:hAnsi="Arial" w:cs="Arial"/>
           <w:color w:val="000000"/>
-          <w:spacing w:val="12"/>
           <w:sz w:val="16"/>
           <w:szCs w:val="16"/>
         </w:rPr>
@@ -5937,7 +6321,6 @@
         <w:rPr>
           <w:rFonts w:ascii="Arial" w:hAnsi="Arial" w:cs="Arial"/>
           <w:color w:val="000000"/>
-          <w:spacing w:val="12"/>
           <w:sz w:val="16"/>
           <w:szCs w:val="16"/>
           <w:lang w:val="ru-RU"/>
@@ -5948,7 +6331,6 @@
         <w:rPr>
           <w:rFonts w:ascii="Arial" w:hAnsi="Arial" w:cs="Arial"/>
           <w:color w:val="000000"/>
-          <w:spacing w:val="12"/>
           <w:sz w:val="16"/>
           <w:szCs w:val="16"/>
         </w:rPr>
@@ -5958,7 +6340,6 @@
         <w:rPr>
           <w:rFonts w:ascii="Arial" w:hAnsi="Arial" w:cs="Arial"/>
           <w:color w:val="000000"/>
-          <w:spacing w:val="12"/>
           <w:sz w:val="16"/>
           <w:szCs w:val="16"/>
           <w:lang w:val="ru-RU"/>
@@ -5969,7 +6350,6 @@
         <w:rPr>
           <w:rFonts w:ascii="Arial" w:hAnsi="Arial" w:cs="Arial"/>
           <w:color w:val="000000"/>
-          <w:spacing w:val="12"/>
           <w:sz w:val="16"/>
           <w:szCs w:val="16"/>
           <w:lang w:val="ru-RU"/>
@@ -6148,6 +6528,8 @@
           <w:lang w:val="ru-RU"/>
         </w:rPr>
       </w:pPr>
+      <w:proofErr w:type="spellStart"/>
+      <w:proofErr w:type="gramStart"/>
       <w:r>
         <w:rPr>
           <w:rFonts w:ascii="Arial" w:hAnsi="Arial" w:cs="Arial"/>
@@ -6157,6 +6539,7 @@
         </w:rPr>
         <w:t>УИТЛиК</w:t>
       </w:r>
+      <w:proofErr w:type="spellEnd"/>
       <w:r>
         <w:rPr>
           <w:rFonts w:ascii="Arial" w:hAnsi="Arial" w:cs="Arial"/>
@@ -6173,7 +6556,17 @@
           <w:szCs w:val="16"/>
           <w:lang w:val="ru-RU"/>
         </w:rPr>
-        <w:t xml:space="preserve">, </w:t>
+        <w:t>,</w:t>
+      </w:r>
+      <w:proofErr w:type="gramEnd"/>
+      <w:r>
+        <w:rPr>
+          <w:rFonts w:ascii="Arial" w:hAnsi="Arial" w:cs="Arial"/>
+          <w:sz w:val="16"/>
+          <w:szCs w:val="16"/>
+          <w:lang w:val="ru-RU"/>
+        </w:rPr>
+        <w:t xml:space="preserve"> </w:t>
       </w:r>
       <w:r>
         <w:rPr>
@@ -6558,6 +6951,7 @@
         </w:rPr>
         <w:t xml:space="preserve">, </w:t>
       </w:r>
+      <w:proofErr w:type="spellStart"/>
       <w:r>
         <w:rPr>
           <w:rFonts w:ascii="Arial" w:hAnsi="Arial" w:cs="Arial"/>
@@ -6565,8 +6959,9 @@
           <w:szCs w:val="18"/>
           <w:lang w:val="ru-RU"/>
         </w:rPr>
-        <w:t>хут.</w:t>
-      </w:r>
+        <w:t>хут</w:t>
+      </w:r>
+      <w:proofErr w:type="spellEnd"/>
       <w:r>
         <w:rPr>
           <w:rFonts w:ascii="Arial" w:hAnsi="Arial" w:cs="Arial"/>
@@ -6574,422 +6969,8 @@
           <w:szCs w:val="18"/>
           <w:lang w:val="ru-RU"/>
         </w:rPr>
-        <w:t xml:space="preserve"> </w:t>
-      </w:r>
-      <w:r>
-        <w:rPr>
-          <w:rFonts w:ascii="Arial" w:hAnsi="Arial" w:cs="Arial"/>
-          <w:sz w:val="16"/>
-          <w:szCs w:val="16"/>
-          <w:lang w:val="ru-RU"/>
-        </w:rPr>
-        <w:t>– хутор</w:t>
-      </w:r>
-      <w:r>
-        <w:rPr>
-          <w:rFonts w:ascii="Arial" w:hAnsi="Arial" w:cs="Arial"/>
-          <w:sz w:val="16"/>
-          <w:szCs w:val="16"/>
-          <w:lang w:val="ru-RU"/>
-        </w:rPr>
-        <w:t>.</w:t>
-      </w:r>
-    </w:p>
-    <w:p>
-      <w:pPr>
-        <w:spacing w:after="0"/>
-        <w:rPr>
-          <w:rFonts w:ascii="Arial" w:hAnsi="Arial" w:cs="Arial"/>
-          <w:sz w:val="16"/>
-          <w:szCs w:val="16"/>
-          <w:lang w:val="ru-RU"/>
-        </w:rPr>
-      </w:pPr>
-      <w:r>
-        <w:rPr>
-          <w:rFonts w:ascii="Arial" w:hAnsi="Arial" w:cs="Arial"/>
-          <w:sz w:val="16"/>
-          <w:szCs w:val="16"/>
-          <w:lang w:val="ru-RU"/>
-        </w:rPr>
-        <w:t>х-во</w:t>
-      </w:r>
-      <w:r>
-        <w:rPr>
-          <w:rFonts w:ascii="Arial" w:hAnsi="Arial" w:cs="Arial"/>
-          <w:sz w:val="16"/>
-          <w:szCs w:val="16"/>
-          <w:lang w:val="ru-RU"/>
-        </w:rPr>
-        <w:t>.</w:t>
-      </w:r>
-      <w:r>
-        <w:rPr>
-          <w:rFonts w:ascii="Arial" w:hAnsi="Arial" w:cs="Arial"/>
-          <w:sz w:val="16"/>
-          <w:szCs w:val="16"/>
-          <w:lang w:val="ru-RU"/>
-        </w:rPr>
-        <w:t xml:space="preserve"> – хозяйство</w:t>
-      </w:r>
-      <w:r>
-        <w:rPr>
-          <w:rFonts w:ascii="Arial" w:hAnsi="Arial" w:cs="Arial"/>
-          <w:sz w:val="16"/>
-          <w:szCs w:val="16"/>
-          <w:lang w:val="ru-RU"/>
-        </w:rPr>
-        <w:t>.</w:t>
-      </w:r>
-    </w:p>
-    <w:p>
-      <w:pPr>
-        <w:spacing w:after="0"/>
-        <w:rPr>
-          <w:rFonts w:ascii="Arial" w:hAnsi="Arial" w:cs="Arial"/>
-          <w:sz w:val="16"/>
-          <w:szCs w:val="16"/>
-          <w:lang w:val="ru-RU"/>
-        </w:rPr>
-      </w:pPr>
-      <w:r>
-        <w:rPr>
-          <w:rFonts w:ascii="Arial" w:hAnsi="Arial" w:cs="Arial"/>
-          <w:sz w:val="16"/>
-          <w:szCs w:val="16"/>
-          <w:lang w:val="ru-RU"/>
-        </w:rPr>
-        <w:t>ЦБК – целлюлозно-бумажный комбинат</w:t>
-      </w:r>
-      <w:r>
-        <w:rPr>
-          <w:rFonts w:ascii="Arial" w:hAnsi="Arial" w:cs="Arial"/>
-          <w:sz w:val="16"/>
-          <w:szCs w:val="16"/>
-          <w:lang w:val="ru-RU"/>
-        </w:rPr>
-        <w:t>.</w:t>
-      </w:r>
-    </w:p>
-    <w:p>
-      <w:pPr>
-        <w:spacing w:after="0"/>
-        <w:rPr>
-          <w:rFonts w:ascii="Arial" w:hAnsi="Arial" w:cs="Arial"/>
-          <w:sz w:val="16"/>
-          <w:szCs w:val="16"/>
-          <w:lang w:val="ru-RU"/>
-        </w:rPr>
-      </w:pPr>
-      <w:r>
-        <w:rPr>
-          <w:rFonts w:ascii="Arial" w:hAnsi="Arial" w:cs="Arial"/>
-          <w:sz w:val="16"/>
-          <w:szCs w:val="16"/>
-          <w:lang w:val="ru-RU"/>
-        </w:rPr>
-        <w:t>ЦГАООУ</w:t>
-      </w:r>
-      <w:r>
-        <w:rPr>
-          <w:rFonts w:ascii="Arial" w:hAnsi="Arial" w:cs="Arial"/>
-          <w:sz w:val="16"/>
-          <w:szCs w:val="16"/>
-          <w:lang w:val="ru-RU"/>
-        </w:rPr>
-        <w:t xml:space="preserve"> </w:t>
-      </w:r>
-      <w:r>
-        <w:rPr>
-          <w:rFonts w:ascii="Arial" w:hAnsi="Arial" w:cs="Arial"/>
-          <w:sz w:val="16"/>
-          <w:szCs w:val="16"/>
-          <w:lang w:val="ru-RU"/>
-        </w:rPr>
-        <w:t xml:space="preserve">– </w:t>
-      </w:r>
-      <w:r>
-        <w:rPr>
-          <w:rFonts w:ascii="Arial" w:hAnsi="Arial" w:cs="Arial"/>
-          <w:sz w:val="16"/>
-          <w:szCs w:val="16"/>
-          <w:lang w:val="ru-RU"/>
-        </w:rPr>
-        <w:t>Центральный Государственный архив общественных объединений Украины</w:t>
-      </w:r>
-      <w:r>
-        <w:rPr>
-          <w:rFonts w:ascii="Arial" w:hAnsi="Arial" w:cs="Arial"/>
-          <w:sz w:val="16"/>
-          <w:szCs w:val="16"/>
-          <w:lang w:val="ru-RU"/>
-        </w:rPr>
-        <w:t>.</w:t>
-      </w:r>
-    </w:p>
-    <w:p>
-      <w:pPr>
-        <w:spacing w:after="0"/>
-        <w:rPr>
-          <w:rFonts w:ascii="Arial" w:hAnsi="Arial" w:cs="Arial"/>
-          <w:sz w:val="16"/>
-          <w:szCs w:val="16"/>
-          <w:lang w:val="ru-RU"/>
-        </w:rPr>
-      </w:pPr>
-      <w:r>
-        <w:rPr>
-          <w:rFonts w:ascii="Arial" w:hAnsi="Arial" w:cs="Arial"/>
-          <w:sz w:val="16"/>
-          <w:szCs w:val="16"/>
-          <w:lang w:val="ru-RU"/>
-        </w:rPr>
-        <w:t>ЦИК – Центральный исполнительный комитет</w:t>
-      </w:r>
-      <w:r>
-        <w:rPr>
-          <w:rFonts w:ascii="Arial" w:hAnsi="Arial" w:cs="Arial"/>
-          <w:sz w:val="16"/>
-          <w:szCs w:val="16"/>
-          <w:lang w:val="ru-RU"/>
-        </w:rPr>
-        <w:t>.</w:t>
-      </w:r>
-    </w:p>
-    <w:p>
-      <w:pPr>
-        <w:spacing w:after="0"/>
-        <w:rPr>
-          <w:rFonts w:ascii="Arial" w:hAnsi="Arial" w:cs="Arial"/>
-          <w:sz w:val="16"/>
-          <w:szCs w:val="16"/>
-          <w:lang w:val="ru-RU"/>
-        </w:rPr>
-      </w:pPr>
-      <w:r>
-        <w:rPr>
-          <w:rFonts w:ascii="Arial" w:hAnsi="Arial" w:cs="Arial"/>
-          <w:sz w:val="16"/>
-          <w:szCs w:val="16"/>
-          <w:lang w:val="ru-RU"/>
-        </w:rPr>
-        <w:t>ЦК – Центральный комитет</w:t>
-      </w:r>
-      <w:r>
-        <w:rPr>
-          <w:rFonts w:ascii="Arial" w:hAnsi="Arial" w:cs="Arial"/>
-          <w:sz w:val="16"/>
-          <w:szCs w:val="16"/>
-          <w:lang w:val="ru-RU"/>
-        </w:rPr>
-        <w:t>.</w:t>
-      </w:r>
-    </w:p>
-    <w:p>
-      <w:pPr>
-        <w:spacing w:after="0"/>
-        <w:rPr>
-          <w:rFonts w:ascii="Arial" w:hAnsi="Arial" w:cs="Arial"/>
-          <w:sz w:val="16"/>
-          <w:szCs w:val="16"/>
-          <w:lang w:val="ru-RU"/>
-        </w:rPr>
-      </w:pPr>
-      <w:r>
-        <w:rPr>
-          <w:rFonts w:ascii="Arial" w:hAnsi="Arial" w:cs="Arial"/>
-          <w:sz w:val="16"/>
-          <w:szCs w:val="16"/>
-          <w:lang w:val="ru-RU"/>
-        </w:rPr>
-        <w:t>ЦЧО</w:t>
-      </w:r>
-      <w:r>
-        <w:rPr>
-          <w:rFonts w:ascii="Arial" w:hAnsi="Arial" w:cs="Arial"/>
-          <w:sz w:val="16"/>
-          <w:szCs w:val="16"/>
-          <w:lang w:val="ru-RU"/>
-        </w:rPr>
-        <w:t xml:space="preserve"> </w:t>
-      </w:r>
-      <w:r>
-        <w:rPr>
-          <w:rFonts w:ascii="Arial" w:hAnsi="Arial" w:cs="Arial"/>
-          <w:sz w:val="16"/>
-          <w:szCs w:val="16"/>
-          <w:lang w:val="ru-RU"/>
-        </w:rPr>
-        <w:t>–</w:t>
-      </w:r>
-      <w:r>
-        <w:rPr>
-          <w:rFonts w:ascii="Arial" w:hAnsi="Arial" w:cs="Arial"/>
-          <w:sz w:val="16"/>
-          <w:szCs w:val="16"/>
-          <w:lang w:val="ru-RU"/>
-        </w:rPr>
-        <w:t xml:space="preserve"> </w:t>
-      </w:r>
-      <w:r>
-        <w:rPr>
-          <w:rFonts w:ascii="Arial" w:hAnsi="Arial" w:cs="Arial"/>
-          <w:sz w:val="16"/>
-          <w:szCs w:val="16"/>
-          <w:lang w:val="ru-RU"/>
-        </w:rPr>
-        <w:t>Центрально-Чернозёмная область</w:t>
-      </w:r>
-      <w:r>
-        <w:rPr>
-          <w:rFonts w:ascii="Arial" w:hAnsi="Arial" w:cs="Arial"/>
-          <w:sz w:val="16"/>
-          <w:szCs w:val="16"/>
-          <w:lang w:val="ru-RU"/>
-        </w:rPr>
-        <w:t>.</w:t>
-      </w:r>
-    </w:p>
-    <w:p>
-      <w:pPr>
-        <w:spacing w:after="0"/>
-        <w:rPr>
-          <w:rFonts w:ascii="Arial" w:hAnsi="Arial" w:cs="Arial"/>
-          <w:sz w:val="16"/>
-          <w:szCs w:val="16"/>
-          <w:lang w:val="ru-RU"/>
-        </w:rPr>
-      </w:pPr>
-      <w:r>
-        <w:rPr>
-          <w:rFonts w:ascii="Arial" w:hAnsi="Arial" w:cs="Arial"/>
-          <w:sz w:val="16"/>
-          <w:szCs w:val="16"/>
-          <w:lang w:val="ru-RU"/>
-        </w:rPr>
-        <w:t>ЧК</w:t>
-      </w:r>
-      <w:r>
-        <w:rPr>
-          <w:rFonts w:ascii="Arial" w:hAnsi="Arial" w:cs="Arial"/>
-          <w:sz w:val="16"/>
-          <w:szCs w:val="16"/>
-          <w:lang w:val="ru-RU"/>
-        </w:rPr>
-        <w:t xml:space="preserve"> </w:t>
-      </w:r>
-      <w:r>
-        <w:rPr>
-          <w:rFonts w:ascii="Arial" w:hAnsi="Arial" w:cs="Arial"/>
-          <w:sz w:val="16"/>
-          <w:szCs w:val="16"/>
-          <w:lang w:val="ru-RU"/>
-        </w:rPr>
-        <w:t>–</w:t>
-      </w:r>
-      <w:r>
-        <w:rPr>
-          <w:rFonts w:ascii="Arial" w:hAnsi="Arial" w:cs="Arial"/>
-          <w:sz w:val="16"/>
-          <w:szCs w:val="16"/>
-          <w:lang w:val="ru-RU"/>
-        </w:rPr>
-        <w:t xml:space="preserve"> </w:t>
-      </w:r>
-      <w:r>
-        <w:rPr>
-          <w:rFonts w:ascii="Arial" w:hAnsi="Arial" w:cs="Arial"/>
-          <w:sz w:val="16"/>
-          <w:szCs w:val="16"/>
-          <w:lang w:val="ru-RU"/>
-        </w:rPr>
-        <w:t>чрезвычайная комиссия по борьбе с контрреволюцией, саботажем и</w:t>
-      </w:r>
-      <w:r>
-        <w:rPr>
-          <w:rFonts w:ascii="Arial" w:hAnsi="Arial" w:cs="Arial"/>
-          <w:sz w:val="16"/>
-          <w:szCs w:val="16"/>
-          <w:lang w:val="ru-RU"/>
-        </w:rPr>
-        <w:t xml:space="preserve"> </w:t>
-      </w:r>
-      <w:r>
-        <w:rPr>
-          <w:rFonts w:ascii="Arial" w:hAnsi="Arial" w:cs="Arial"/>
-          <w:sz w:val="16"/>
-          <w:szCs w:val="16"/>
-          <w:lang w:val="ru-RU"/>
-        </w:rPr>
-        <w:t>преступлениями по должности</w:t>
-      </w:r>
-      <w:r>
-        <w:rPr>
-          <w:rFonts w:ascii="Arial" w:hAnsi="Arial" w:cs="Arial"/>
-          <w:sz w:val="16"/>
-          <w:szCs w:val="16"/>
-          <w:lang w:val="ru-RU"/>
-        </w:rPr>
-        <w:t>.</w:t>
-      </w:r>
-    </w:p>
-    <w:p>
-      <w:pPr>
-        <w:spacing w:after="0"/>
-        <w:rPr>
-          <w:rFonts w:ascii="Arial" w:hAnsi="Arial" w:cs="Arial"/>
-          <w:sz w:val="16"/>
-          <w:szCs w:val="16"/>
-          <w:lang w:val="ru-RU"/>
-        </w:rPr>
-      </w:pPr>
-      <w:r>
-        <w:rPr>
-          <w:rFonts w:ascii="Arial" w:hAnsi="Arial" w:cs="Arial"/>
-          <w:sz w:val="16"/>
-          <w:szCs w:val="16"/>
-          <w:lang w:val="ru-RU"/>
-        </w:rPr>
-        <w:t xml:space="preserve">ЧСИР </w:t>
-      </w:r>
-      <w:r>
-        <w:rPr>
-          <w:rFonts w:ascii="Arial" w:hAnsi="Arial" w:cs="Arial"/>
-          <w:sz w:val="16"/>
-          <w:szCs w:val="16"/>
-          <w:lang w:val="ru-RU"/>
-        </w:rPr>
-        <w:t>–</w:t>
-      </w:r>
-      <w:r>
-        <w:rPr>
-          <w:rFonts w:ascii="Arial" w:hAnsi="Arial" w:cs="Arial"/>
-          <w:sz w:val="16"/>
-          <w:szCs w:val="16"/>
-          <w:lang w:val="ru-RU"/>
-        </w:rPr>
-        <w:t xml:space="preserve"> член семьи изменника Родины</w:t>
-      </w:r>
-      <w:r>
-        <w:rPr>
-          <w:rFonts w:ascii="Arial" w:hAnsi="Arial" w:cs="Arial"/>
-          <w:sz w:val="16"/>
-          <w:szCs w:val="16"/>
-          <w:lang w:val="ru-RU"/>
-        </w:rPr>
-        <w:t>.</w:t>
-      </w:r>
-    </w:p>
-    <w:p>
-      <w:pPr>
-        <w:spacing w:after="0"/>
-        <w:rPr>
-          <w:rFonts w:ascii="Arial" w:hAnsi="Arial" w:cs="Arial"/>
-          <w:sz w:val="16"/>
-          <w:szCs w:val="16"/>
-          <w:lang w:val="ru-RU"/>
-        </w:rPr>
-      </w:pPr>
+        <w:t>.</w:t>
+      </w:r>
       <w:r>
         <w:rPr>
           <w:rFonts w:ascii="Arial" w:hAnsi="Arial" w:cs="Arial"/>
@@ -6997,8 +6978,422 @@
           <w:szCs w:val="18"/>
           <w:lang w:val="ru-RU"/>
         </w:rPr>
-        <w:t>Ш</w:t>
-      </w:r>
+        <w:t xml:space="preserve"> </w:t>
+      </w:r>
+      <w:r>
+        <w:rPr>
+          <w:rFonts w:ascii="Arial" w:hAnsi="Arial" w:cs="Arial"/>
+          <w:sz w:val="16"/>
+          <w:szCs w:val="16"/>
+          <w:lang w:val="ru-RU"/>
+        </w:rPr>
+        <w:t>– хутор</w:t>
+      </w:r>
+      <w:r>
+        <w:rPr>
+          <w:rFonts w:ascii="Arial" w:hAnsi="Arial" w:cs="Arial"/>
+          <w:sz w:val="16"/>
+          <w:szCs w:val="16"/>
+          <w:lang w:val="ru-RU"/>
+        </w:rPr>
+        <w:t>.</w:t>
+      </w:r>
+    </w:p>
+    <w:p>
+      <w:pPr>
+        <w:spacing w:after="0"/>
+        <w:rPr>
+          <w:rFonts w:ascii="Arial" w:hAnsi="Arial" w:cs="Arial"/>
+          <w:sz w:val="16"/>
+          <w:szCs w:val="16"/>
+          <w:lang w:val="ru-RU"/>
+        </w:rPr>
+      </w:pPr>
+      <w:r>
+        <w:rPr>
+          <w:rFonts w:ascii="Arial" w:hAnsi="Arial" w:cs="Arial"/>
+          <w:sz w:val="16"/>
+          <w:szCs w:val="16"/>
+          <w:lang w:val="ru-RU"/>
+        </w:rPr>
+        <w:t>х-во</w:t>
+      </w:r>
+      <w:r>
+        <w:rPr>
+          <w:rFonts w:ascii="Arial" w:hAnsi="Arial" w:cs="Arial"/>
+          <w:sz w:val="16"/>
+          <w:szCs w:val="16"/>
+          <w:lang w:val="ru-RU"/>
+        </w:rPr>
+        <w:t>.</w:t>
+      </w:r>
+      <w:r>
+        <w:rPr>
+          <w:rFonts w:ascii="Arial" w:hAnsi="Arial" w:cs="Arial"/>
+          <w:sz w:val="16"/>
+          <w:szCs w:val="16"/>
+          <w:lang w:val="ru-RU"/>
+        </w:rPr>
+        <w:t xml:space="preserve"> – хозяйство</w:t>
+      </w:r>
+      <w:r>
+        <w:rPr>
+          <w:rFonts w:ascii="Arial" w:hAnsi="Arial" w:cs="Arial"/>
+          <w:sz w:val="16"/>
+          <w:szCs w:val="16"/>
+          <w:lang w:val="ru-RU"/>
+        </w:rPr>
+        <w:t>.</w:t>
+      </w:r>
+    </w:p>
+    <w:p>
+      <w:pPr>
+        <w:spacing w:after="0"/>
+        <w:rPr>
+          <w:rFonts w:ascii="Arial" w:hAnsi="Arial" w:cs="Arial"/>
+          <w:sz w:val="16"/>
+          <w:szCs w:val="16"/>
+          <w:lang w:val="ru-RU"/>
+        </w:rPr>
+      </w:pPr>
+      <w:r>
+        <w:rPr>
+          <w:rFonts w:ascii="Arial" w:hAnsi="Arial" w:cs="Arial"/>
+          <w:sz w:val="16"/>
+          <w:szCs w:val="16"/>
+          <w:lang w:val="ru-RU"/>
+        </w:rPr>
+        <w:t>ЦБК – целлюлозно-бумажный комбинат</w:t>
+      </w:r>
+      <w:r>
+        <w:rPr>
+          <w:rFonts w:ascii="Arial" w:hAnsi="Arial" w:cs="Arial"/>
+          <w:sz w:val="16"/>
+          <w:szCs w:val="16"/>
+          <w:lang w:val="ru-RU"/>
+        </w:rPr>
+        <w:t>.</w:t>
+      </w:r>
+    </w:p>
+    <w:p>
+      <w:pPr>
+        <w:spacing w:after="0"/>
+        <w:rPr>
+          <w:rFonts w:ascii="Arial" w:hAnsi="Arial" w:cs="Arial"/>
+          <w:sz w:val="16"/>
+          <w:szCs w:val="16"/>
+          <w:lang w:val="ru-RU"/>
+        </w:rPr>
+      </w:pPr>
+      <w:r>
+        <w:rPr>
+          <w:rFonts w:ascii="Arial" w:hAnsi="Arial" w:cs="Arial"/>
+          <w:sz w:val="16"/>
+          <w:szCs w:val="16"/>
+          <w:lang w:val="ru-RU"/>
+        </w:rPr>
+        <w:t>ЦГАООУ</w:t>
+      </w:r>
+      <w:r>
+        <w:rPr>
+          <w:rFonts w:ascii="Arial" w:hAnsi="Arial" w:cs="Arial"/>
+          <w:sz w:val="16"/>
+          <w:szCs w:val="16"/>
+          <w:lang w:val="ru-RU"/>
+        </w:rPr>
+        <w:t xml:space="preserve"> </w:t>
+      </w:r>
+      <w:r>
+        <w:rPr>
+          <w:rFonts w:ascii="Arial" w:hAnsi="Arial" w:cs="Arial"/>
+          <w:sz w:val="16"/>
+          <w:szCs w:val="16"/>
+          <w:lang w:val="ru-RU"/>
+        </w:rPr>
+        <w:t xml:space="preserve">– </w:t>
+      </w:r>
+      <w:r>
+        <w:rPr>
+          <w:rFonts w:ascii="Arial" w:hAnsi="Arial" w:cs="Arial"/>
+          <w:sz w:val="16"/>
+          <w:szCs w:val="16"/>
+          <w:lang w:val="ru-RU"/>
+        </w:rPr>
+        <w:t>Центральный Государственный архив общественных объединений Украины</w:t>
+      </w:r>
+      <w:r>
+        <w:rPr>
+          <w:rFonts w:ascii="Arial" w:hAnsi="Arial" w:cs="Arial"/>
+          <w:sz w:val="16"/>
+          <w:szCs w:val="16"/>
+          <w:lang w:val="ru-RU"/>
+        </w:rPr>
+        <w:t>.</w:t>
+      </w:r>
+    </w:p>
+    <w:p>
+      <w:pPr>
+        <w:spacing w:after="0"/>
+        <w:rPr>
+          <w:rFonts w:ascii="Arial" w:hAnsi="Arial" w:cs="Arial"/>
+          <w:sz w:val="16"/>
+          <w:szCs w:val="16"/>
+          <w:lang w:val="ru-RU"/>
+        </w:rPr>
+      </w:pPr>
+      <w:r>
+        <w:rPr>
+          <w:rFonts w:ascii="Arial" w:hAnsi="Arial" w:cs="Arial"/>
+          <w:sz w:val="16"/>
+          <w:szCs w:val="16"/>
+          <w:lang w:val="ru-RU"/>
+        </w:rPr>
+        <w:t>ЦИК – Центральный исполнительный комитет</w:t>
+      </w:r>
+      <w:r>
+        <w:rPr>
+          <w:rFonts w:ascii="Arial" w:hAnsi="Arial" w:cs="Arial"/>
+          <w:sz w:val="16"/>
+          <w:szCs w:val="16"/>
+          <w:lang w:val="ru-RU"/>
+        </w:rPr>
+        <w:t>.</w:t>
+      </w:r>
+    </w:p>
+    <w:p>
+      <w:pPr>
+        <w:spacing w:after="0"/>
+        <w:rPr>
+          <w:rFonts w:ascii="Arial" w:hAnsi="Arial" w:cs="Arial"/>
+          <w:sz w:val="16"/>
+          <w:szCs w:val="16"/>
+          <w:lang w:val="ru-RU"/>
+        </w:rPr>
+      </w:pPr>
+      <w:r>
+        <w:rPr>
+          <w:rFonts w:ascii="Arial" w:hAnsi="Arial" w:cs="Arial"/>
+          <w:sz w:val="16"/>
+          <w:szCs w:val="16"/>
+          <w:lang w:val="ru-RU"/>
+        </w:rPr>
+        <w:t>ЦК – Центральный комитет</w:t>
+      </w:r>
+      <w:r>
+        <w:rPr>
+          <w:rFonts w:ascii="Arial" w:hAnsi="Arial" w:cs="Arial"/>
+          <w:sz w:val="16"/>
+          <w:szCs w:val="16"/>
+          <w:lang w:val="ru-RU"/>
+        </w:rPr>
+        <w:t>.</w:t>
+      </w:r>
+    </w:p>
+    <w:p>
+      <w:pPr>
+        <w:spacing w:after="0"/>
+        <w:rPr>
+          <w:rFonts w:ascii="Arial" w:hAnsi="Arial" w:cs="Arial"/>
+          <w:sz w:val="16"/>
+          <w:szCs w:val="16"/>
+          <w:lang w:val="ru-RU"/>
+        </w:rPr>
+      </w:pPr>
+      <w:r>
+        <w:rPr>
+          <w:rFonts w:ascii="Arial" w:hAnsi="Arial" w:cs="Arial"/>
+          <w:sz w:val="16"/>
+          <w:szCs w:val="16"/>
+          <w:lang w:val="ru-RU"/>
+        </w:rPr>
+        <w:t>ЦЧО</w:t>
+      </w:r>
+      <w:r>
+        <w:rPr>
+          <w:rFonts w:ascii="Arial" w:hAnsi="Arial" w:cs="Arial"/>
+          <w:sz w:val="16"/>
+          <w:szCs w:val="16"/>
+          <w:lang w:val="ru-RU"/>
+        </w:rPr>
+        <w:t xml:space="preserve"> </w:t>
+      </w:r>
+      <w:r>
+        <w:rPr>
+          <w:rFonts w:ascii="Arial" w:hAnsi="Arial" w:cs="Arial"/>
+          <w:sz w:val="16"/>
+          <w:szCs w:val="16"/>
+          <w:lang w:val="ru-RU"/>
+        </w:rPr>
+        <w:t>–</w:t>
+      </w:r>
+      <w:r>
+        <w:rPr>
+          <w:rFonts w:ascii="Arial" w:hAnsi="Arial" w:cs="Arial"/>
+          <w:sz w:val="16"/>
+          <w:szCs w:val="16"/>
+          <w:lang w:val="ru-RU"/>
+        </w:rPr>
+        <w:t xml:space="preserve"> </w:t>
+      </w:r>
+      <w:r>
+        <w:rPr>
+          <w:rFonts w:ascii="Arial" w:hAnsi="Arial" w:cs="Arial"/>
+          <w:sz w:val="16"/>
+          <w:szCs w:val="16"/>
+          <w:lang w:val="ru-RU"/>
+        </w:rPr>
+        <w:t>Центрально-Чернозёмная область</w:t>
+      </w:r>
+      <w:r>
+        <w:rPr>
+          <w:rFonts w:ascii="Arial" w:hAnsi="Arial" w:cs="Arial"/>
+          <w:sz w:val="16"/>
+          <w:szCs w:val="16"/>
+          <w:lang w:val="ru-RU"/>
+        </w:rPr>
+        <w:t>.</w:t>
+      </w:r>
+    </w:p>
+    <w:p>
+      <w:pPr>
+        <w:spacing w:after="0"/>
+        <w:rPr>
+          <w:rFonts w:ascii="Arial" w:hAnsi="Arial" w:cs="Arial"/>
+          <w:sz w:val="16"/>
+          <w:szCs w:val="16"/>
+          <w:lang w:val="ru-RU"/>
+        </w:rPr>
+      </w:pPr>
+      <w:r>
+        <w:rPr>
+          <w:rFonts w:ascii="Arial" w:hAnsi="Arial" w:cs="Arial"/>
+          <w:sz w:val="16"/>
+          <w:szCs w:val="16"/>
+          <w:lang w:val="ru-RU"/>
+        </w:rPr>
+        <w:t>ЧК</w:t>
+      </w:r>
+      <w:r>
+        <w:rPr>
+          <w:rFonts w:ascii="Arial" w:hAnsi="Arial" w:cs="Arial"/>
+          <w:sz w:val="16"/>
+          <w:szCs w:val="16"/>
+          <w:lang w:val="ru-RU"/>
+        </w:rPr>
+        <w:t xml:space="preserve"> </w:t>
+      </w:r>
+      <w:r>
+        <w:rPr>
+          <w:rFonts w:ascii="Arial" w:hAnsi="Arial" w:cs="Arial"/>
+          <w:sz w:val="16"/>
+          <w:szCs w:val="16"/>
+          <w:lang w:val="ru-RU"/>
+        </w:rPr>
+        <w:t>–</w:t>
+      </w:r>
+      <w:r>
+        <w:rPr>
+          <w:rFonts w:ascii="Arial" w:hAnsi="Arial" w:cs="Arial"/>
+          <w:sz w:val="16"/>
+          <w:szCs w:val="16"/>
+          <w:lang w:val="ru-RU"/>
+        </w:rPr>
+        <w:t xml:space="preserve"> </w:t>
+      </w:r>
+      <w:r>
+        <w:rPr>
+          <w:rFonts w:ascii="Arial" w:hAnsi="Arial" w:cs="Arial"/>
+          <w:sz w:val="16"/>
+          <w:szCs w:val="16"/>
+          <w:lang w:val="ru-RU"/>
+        </w:rPr>
+        <w:t>чрезвычайная комиссия по борьбе с контрреволюцией, саботажем и</w:t>
+      </w:r>
+      <w:r>
+        <w:rPr>
+          <w:rFonts w:ascii="Arial" w:hAnsi="Arial" w:cs="Arial"/>
+          <w:sz w:val="16"/>
+          <w:szCs w:val="16"/>
+          <w:lang w:val="ru-RU"/>
+        </w:rPr>
+        <w:t xml:space="preserve"> </w:t>
+      </w:r>
+      <w:r>
+        <w:rPr>
+          <w:rFonts w:ascii="Arial" w:hAnsi="Arial" w:cs="Arial"/>
+          <w:sz w:val="16"/>
+          <w:szCs w:val="16"/>
+          <w:lang w:val="ru-RU"/>
+        </w:rPr>
+        <w:t>преступлениями по должности</w:t>
+      </w:r>
+      <w:r>
+        <w:rPr>
+          <w:rFonts w:ascii="Arial" w:hAnsi="Arial" w:cs="Arial"/>
+          <w:sz w:val="16"/>
+          <w:szCs w:val="16"/>
+          <w:lang w:val="ru-RU"/>
+        </w:rPr>
+        <w:t>.</w:t>
+      </w:r>
+    </w:p>
+    <w:p>
+      <w:pPr>
+        <w:spacing w:after="0"/>
+        <w:rPr>
+          <w:rFonts w:ascii="Arial" w:hAnsi="Arial" w:cs="Arial"/>
+          <w:sz w:val="16"/>
+          <w:szCs w:val="16"/>
+          <w:lang w:val="ru-RU"/>
+        </w:rPr>
+      </w:pPr>
+      <w:r>
+        <w:rPr>
+          <w:rFonts w:ascii="Arial" w:hAnsi="Arial" w:cs="Arial"/>
+          <w:sz w:val="16"/>
+          <w:szCs w:val="16"/>
+          <w:lang w:val="ru-RU"/>
+        </w:rPr>
+        <w:t xml:space="preserve">ЧСИР </w:t>
+      </w:r>
+      <w:r>
+        <w:rPr>
+          <w:rFonts w:ascii="Arial" w:hAnsi="Arial" w:cs="Arial"/>
+          <w:sz w:val="16"/>
+          <w:szCs w:val="16"/>
+          <w:lang w:val="ru-RU"/>
+        </w:rPr>
+        <w:t>–</w:t>
+      </w:r>
+      <w:r>
+        <w:rPr>
+          <w:rFonts w:ascii="Arial" w:hAnsi="Arial" w:cs="Arial"/>
+          <w:sz w:val="16"/>
+          <w:szCs w:val="16"/>
+          <w:lang w:val="ru-RU"/>
+        </w:rPr>
+        <w:t xml:space="preserve"> член семьи изменника Родины</w:t>
+      </w:r>
+      <w:r>
+        <w:rPr>
+          <w:rFonts w:ascii="Arial" w:hAnsi="Arial" w:cs="Arial"/>
+          <w:sz w:val="16"/>
+          <w:szCs w:val="16"/>
+          <w:lang w:val="ru-RU"/>
+        </w:rPr>
+        <w:t>.</w:t>
+      </w:r>
+    </w:p>
+    <w:p>
+      <w:pPr>
+        <w:spacing w:after="0"/>
+        <w:rPr>
+          <w:rFonts w:ascii="Arial" w:hAnsi="Arial" w:cs="Arial"/>
+          <w:sz w:val="16"/>
+          <w:szCs w:val="16"/>
+          <w:lang w:val="ru-RU"/>
+        </w:rPr>
+      </w:pPr>
       <w:r>
         <w:rPr>
           <w:rFonts w:ascii="Arial" w:hAnsi="Arial" w:cs="Arial"/>
@@ -7006,7 +7401,7 @@
           <w:szCs w:val="18"/>
           <w:lang w:val="ru-RU"/>
         </w:rPr>
-        <w:t xml:space="preserve">., </w:t>
+        <w:t>Ш</w:t>
       </w:r>
       <w:r>
         <w:rPr>
@@ -7015,7 +7410,27 @@
           <w:szCs w:val="18"/>
           <w:lang w:val="ru-RU"/>
         </w:rPr>
-        <w:t>шп.</w:t>
+        <w:t xml:space="preserve">., </w:t>
+      </w:r>
+      <w:proofErr w:type="spellStart"/>
+      <w:r>
+        <w:rPr>
+          <w:rFonts w:ascii="Arial" w:hAnsi="Arial" w:cs="Arial"/>
+          <w:sz w:val="18"/>
+          <w:szCs w:val="18"/>
+          <w:lang w:val="ru-RU"/>
+        </w:rPr>
+        <w:t>шп</w:t>
+      </w:r>
+      <w:proofErr w:type="spellEnd"/>
+      <w:r>
+        <w:rPr>
+          <w:rFonts w:ascii="Arial" w:hAnsi="Arial" w:cs="Arial"/>
+          <w:sz w:val="18"/>
+          <w:szCs w:val="18"/>
+          <w:lang w:val="ru-RU"/>
+        </w:rPr>
+        <w:t>.</w:t>
       </w:r>
       <w:r>
         <w:rPr>
